--- a/Órai/Bláthy/halozatok-I/2026.02.28-Órai Feladat-Megoldott.docx
+++ b/Órai/Bláthy/halozatok-I/2026.02.28-Órai Feladat-Megoldott.docx
@@ -1,6 +1,6 @@
 
 <file path=word/document.xml><?xml version="1.0" encoding="utf-8"?>
-<w:document xmlns:wpc="http://schemas.microsoft.com/office/word/2010/wordprocessingCanvas" xmlns:cx="http://schemas.microsoft.com/office/drawing/2014/chartex" xmlns:cx1="http://schemas.microsoft.com/office/drawing/2015/9/8/chartex" xmlns:cx2="http://schemas.microsoft.com/office/drawing/2015/10/21/chartex" xmlns:cx3="http://schemas.microsoft.com/office/drawing/2016/5/9/chartex" xmlns:cx4="http://schemas.microsoft.com/office/drawing/2016/5/10/chartex" xmlns:cx5="http://schemas.microsoft.com/office/drawing/2016/5/11/chartex" xmlns:cx6="http://schemas.microsoft.com/office/drawing/2016/5/12/chartex" xmlns:cx7="http://schemas.microsoft.com/office/drawing/2016/5/13/chartex" xmlns:cx8="http://schemas.microsoft.com/office/drawing/2016/5/14/chartex" xmlns:mc="http://schemas.openxmlformats.org/markup-compatibility/2006" xmlns:aink="http://schemas.microsoft.com/office/drawing/2016/ink" xmlns:am3d="http://schemas.microsoft.com/office/drawing/2017/model3d" xmlns:o="urn:schemas-microsoft-com:office:office" xmlns:r="http://schemas.openxmlformats.org/officeDocument/2006/relationships" xmlns:m="http://schemas.openxmlformats.org/officeDocument/2006/math" xmlns:v="urn:schemas-microsoft-com:vml" xmlns:wp14="http://schemas.microsoft.com/office/word/2010/wordprocessingDrawing" xmlns:wp="http://schemas.openxmlformats.org/drawingml/2006/wordprocessingDrawing" xmlns:w10="urn:schemas-microsoft-com:office:word" xmlns:w="http://schemas.openxmlformats.org/wordprocessingml/2006/main" xmlns:w14="http://schemas.microsoft.com/office/word/2010/wordml" xmlns:w15="http://schemas.microsoft.com/office/word/2012/wordml" xmlns:w16cid="http://schemas.microsoft.com/office/word/2016/wordml/cid" xmlns:w16se="http://schemas.microsoft.com/office/word/2015/wordml/symex" xmlns:wpg="http://schemas.microsoft.com/office/word/2010/wordprocessingGroup" xmlns:wpi="http://schemas.microsoft.com/office/word/2010/wordprocessingInk" xmlns:wne="http://schemas.microsoft.com/office/word/2006/wordml" xmlns:wps="http://schemas.microsoft.com/office/word/2010/wordprocessingShape" mc:Ignorable="w14 w15 w16se w16cid wp14">
+<w:document xmlns:wpc="http://schemas.microsoft.com/office/word/2010/wordprocessingCanvas" xmlns:cx="http://schemas.microsoft.com/office/drawing/2014/chartex" xmlns:cx1="http://schemas.microsoft.com/office/drawing/2015/9/8/chartex" xmlns:mc="http://schemas.openxmlformats.org/markup-compatibility/2006" xmlns:o="urn:schemas-microsoft-com:office:office" xmlns:r="http://schemas.openxmlformats.org/officeDocument/2006/relationships" xmlns:m="http://schemas.openxmlformats.org/officeDocument/2006/math" xmlns:v="urn:schemas-microsoft-com:vml" xmlns:wp14="http://schemas.microsoft.com/office/word/2010/wordprocessingDrawing" xmlns:wp="http://schemas.openxmlformats.org/drawingml/2006/wordprocessingDrawing" xmlns:w10="urn:schemas-microsoft-com:office:word" xmlns:w="http://schemas.openxmlformats.org/wordprocessingml/2006/main" xmlns:w14="http://schemas.microsoft.com/office/word/2010/wordml" xmlns:w15="http://schemas.microsoft.com/office/word/2012/wordml" xmlns:w16se="http://schemas.microsoft.com/office/word/2015/wordml/symex" xmlns:wpg="http://schemas.microsoft.com/office/word/2010/wordprocessingGroup" xmlns:wpi="http://schemas.microsoft.com/office/word/2010/wordprocessingInk" xmlns:wne="http://schemas.microsoft.com/office/word/2006/wordml" xmlns:wps="http://schemas.microsoft.com/office/word/2010/wordprocessingShape" mc:Ignorable="w14 w15 w16se wp14">
   <w:body>
     <w:p>
       <w:pPr>
@@ -73,7 +73,25 @@
           <w:szCs w:val="20"/>
         </w:rPr>
         <w:lastRenderedPageBreak/>
-        <w:t>0.) Hozzon létre egy PKT állományt, amelynek neve az adott nap dátuma legyen.</w:t>
+        <w:t xml:space="preserve">0.) Hozzon létre egy PKT állományt, amelynek neve az adott nap </w:t>
+      </w:r>
+      <w:proofErr w:type="gramStart"/>
+      <w:r>
+        <w:rPr>
+          <w:rFonts w:ascii="GlyphLessFont" w:hAnsi="GlyphLessFont" w:cs="GlyphLessFont"/>
+          <w:sz w:val="20"/>
+          <w:szCs w:val="20"/>
+        </w:rPr>
+        <w:t>dátuma</w:t>
+      </w:r>
+      <w:proofErr w:type="gramEnd"/>
+      <w:r>
+        <w:rPr>
+          <w:rFonts w:ascii="GlyphLessFont" w:hAnsi="GlyphLessFont" w:cs="GlyphLessFont"/>
+          <w:sz w:val="20"/>
+          <w:szCs w:val="20"/>
+        </w:rPr>
+        <w:t xml:space="preserve"> legyen.</w:t>
       </w:r>
     </w:p>
     <w:p>
@@ -164,7 +182,25 @@
           <w:sz w:val="20"/>
           <w:szCs w:val="20"/>
         </w:rPr>
-        <w:t>A SOHO forgalomirányítónak válasszon egy megfelelő vezeték nélküli Routert., amely1 SSID-t kezel</w:t>
+        <w:t>A SOHO forgalomirányítónak válasszon egy megfelelő vezeték nélküli Routert</w:t>
+      </w:r>
+      <w:proofErr w:type="gramStart"/>
+      <w:r>
+        <w:rPr>
+          <w:rFonts w:ascii="GlyphLessFont" w:hAnsi="GlyphLessFont" w:cs="GlyphLessFont"/>
+          <w:sz w:val="20"/>
+          <w:szCs w:val="20"/>
+        </w:rPr>
+        <w:t>.,</w:t>
+      </w:r>
+      <w:proofErr w:type="gramEnd"/>
+      <w:r>
+        <w:rPr>
+          <w:rFonts w:ascii="GlyphLessFont" w:hAnsi="GlyphLessFont" w:cs="GlyphLessFont"/>
+          <w:sz w:val="20"/>
+          <w:szCs w:val="20"/>
+        </w:rPr>
+        <w:t xml:space="preserve"> amely1 SSID-t kezel</w:t>
       </w:r>
     </w:p>
     <w:p>
@@ -243,13 +279,23 @@
           <w:szCs w:val="20"/>
         </w:rPr>
       </w:pPr>
-      <w:r>
-        <w:rPr>
-          <w:rFonts w:ascii="GlyphLessFont" w:hAnsi="GlyphLessFont" w:cs="GlyphLessFont"/>
-          <w:sz w:val="20"/>
-          <w:szCs w:val="20"/>
-        </w:rPr>
-        <w:t xml:space="preserve">port </w:t>
+      <w:proofErr w:type="gramStart"/>
+      <w:r>
+        <w:rPr>
+          <w:rFonts w:ascii="GlyphLessFont" w:hAnsi="GlyphLessFont" w:cs="GlyphLessFont"/>
+          <w:sz w:val="20"/>
+          <w:szCs w:val="20"/>
+        </w:rPr>
+        <w:t>port</w:t>
+      </w:r>
+      <w:proofErr w:type="gramEnd"/>
+      <w:r>
+        <w:rPr>
+          <w:rFonts w:ascii="GlyphLessFont" w:hAnsi="GlyphLessFont" w:cs="GlyphLessFont"/>
+          <w:sz w:val="20"/>
+          <w:szCs w:val="20"/>
+        </w:rPr>
+        <w:t xml:space="preserve"> </w:t>
       </w:r>
       <w:proofErr w:type="spellStart"/>
       <w:r>
@@ -381,7 +427,25 @@
           <w:sz w:val="20"/>
           <w:szCs w:val="20"/>
         </w:rPr>
-        <w:t xml:space="preserve"> az összes hálózati eszközön (Router és </w:t>
+        <w:t xml:space="preserve"> az összes hálózati eszközön (</w:t>
+      </w:r>
+      <w:proofErr w:type="spellStart"/>
+      <w:r>
+        <w:rPr>
+          <w:rFonts w:ascii="GlyphLessFont" w:hAnsi="GlyphLessFont" w:cs="GlyphLessFont"/>
+          <w:sz w:val="20"/>
+          <w:szCs w:val="20"/>
+        </w:rPr>
+        <w:t>Router</w:t>
+      </w:r>
+      <w:proofErr w:type="spellEnd"/>
+      <w:r>
+        <w:rPr>
+          <w:rFonts w:ascii="GlyphLessFont" w:hAnsi="GlyphLessFont" w:cs="GlyphLessFont"/>
+          <w:sz w:val="20"/>
+          <w:szCs w:val="20"/>
+        </w:rPr>
+        <w:t xml:space="preserve"> és </w:t>
       </w:r>
       <w:proofErr w:type="spellStart"/>
       <w:r>
@@ -400,6 +464,20 @@
           <w:szCs w:val="20"/>
         </w:rPr>
         <w:t xml:space="preserve"> is) legyen a topológiai ábrának megfelelően beállítva.</w:t>
+      </w:r>
+      <w:r>
+        <w:rPr>
+          <w:rFonts w:ascii="GlyphLessFont" w:hAnsi="GlyphLessFont" w:cs="GlyphLessFont"/>
+          <w:sz w:val="20"/>
+          <w:szCs w:val="20"/>
+        </w:rPr>
+        <w:t xml:space="preserve"> </w:t>
+      </w:r>
+      <w:r>
+        <w:rPr>
+          <w:b/>
+        </w:rPr>
+        <w:t>(SSH)</w:t>
       </w:r>
     </w:p>
     <w:p>
@@ -456,13 +534,23 @@
           <w:szCs w:val="20"/>
         </w:rPr>
       </w:pPr>
-      <w:r>
-        <w:rPr>
-          <w:rFonts w:ascii="GlyphLessFont" w:hAnsi="GlyphLessFont" w:cs="GlyphLessFont"/>
-          <w:sz w:val="20"/>
-          <w:szCs w:val="20"/>
-        </w:rPr>
-        <w:t>alábbiak szerint:</w:t>
+      <w:proofErr w:type="gramStart"/>
+      <w:r>
+        <w:rPr>
+          <w:rFonts w:ascii="GlyphLessFont" w:hAnsi="GlyphLessFont" w:cs="GlyphLessFont"/>
+          <w:sz w:val="20"/>
+          <w:szCs w:val="20"/>
+        </w:rPr>
+        <w:t>alábbiak</w:t>
+      </w:r>
+      <w:proofErr w:type="gramEnd"/>
+      <w:r>
+        <w:rPr>
+          <w:rFonts w:ascii="GlyphLessFont" w:hAnsi="GlyphLessFont" w:cs="GlyphLessFont"/>
+          <w:sz w:val="20"/>
+          <w:szCs w:val="20"/>
+        </w:rPr>
+        <w:t xml:space="preserve"> szerint:</w:t>
       </w:r>
     </w:p>
     <w:p>
@@ -478,13 +566,23 @@
           <w:szCs w:val="20"/>
         </w:rPr>
       </w:pPr>
-      <w:r>
-        <w:rPr>
-          <w:rFonts w:ascii="GlyphLessFont" w:hAnsi="GlyphLessFont" w:cs="GlyphLessFont"/>
-          <w:sz w:val="20"/>
-          <w:szCs w:val="20"/>
-        </w:rPr>
-        <w:t>a. Privilegizált jelszó: nasa123</w:t>
+      <w:proofErr w:type="gramStart"/>
+      <w:r>
+        <w:rPr>
+          <w:rFonts w:ascii="GlyphLessFont" w:hAnsi="GlyphLessFont" w:cs="GlyphLessFont"/>
+          <w:sz w:val="20"/>
+          <w:szCs w:val="20"/>
+        </w:rPr>
+        <w:t>a</w:t>
+      </w:r>
+      <w:proofErr w:type="gramEnd"/>
+      <w:r>
+        <w:rPr>
+          <w:rFonts w:ascii="GlyphLessFont" w:hAnsi="GlyphLessFont" w:cs="GlyphLessFont"/>
+          <w:sz w:val="20"/>
+          <w:szCs w:val="20"/>
+        </w:rPr>
+        <w:t>. Privilegizált jelszó: nasa123</w:t>
       </w:r>
       <w:r>
         <w:rPr>
@@ -590,7 +688,25 @@
           <w:sz w:val="20"/>
           <w:szCs w:val="20"/>
         </w:rPr>
-        <w:t xml:space="preserve">b. Lokális adatbázis bejegyzés: felhasználónév; </w:t>
+        <w:t xml:space="preserve">b. </w:t>
+      </w:r>
+      <w:proofErr w:type="gramStart"/>
+      <w:r>
+        <w:rPr>
+          <w:rFonts w:ascii="GlyphLessFont" w:hAnsi="GlyphLessFont" w:cs="GlyphLessFont"/>
+          <w:sz w:val="20"/>
+          <w:szCs w:val="20"/>
+        </w:rPr>
+        <w:t>Lokális</w:t>
+      </w:r>
+      <w:proofErr w:type="gramEnd"/>
+      <w:r>
+        <w:rPr>
+          <w:rFonts w:ascii="GlyphLessFont" w:hAnsi="GlyphLessFont" w:cs="GlyphLessFont"/>
+          <w:sz w:val="20"/>
+          <w:szCs w:val="20"/>
+        </w:rPr>
+        <w:t xml:space="preserve"> adatbázis bejegyzés: felhasználónév; </w:t>
       </w:r>
       <w:proofErr w:type="spellStart"/>
       <w:r>
@@ -638,21 +754,21 @@
         <w:rPr>
           <w:color w:val="808080" w:themeColor="background1" w:themeShade="80"/>
         </w:rPr>
-        <w:t>MISSION_CONTROL(</w:t>
-      </w:r>
-      <w:proofErr w:type="spellStart"/>
-      <w:r>
-        <w:rPr>
-          <w:color w:val="808080" w:themeColor="background1" w:themeShade="80"/>
-        </w:rPr>
-        <w:t>config</w:t>
-      </w:r>
-      <w:proofErr w:type="spellEnd"/>
-      <w:r>
-        <w:rPr>
-          <w:color w:val="808080" w:themeColor="background1" w:themeShade="80"/>
-        </w:rPr>
-        <w:t>)#</w:t>
+        <w:t>MISSION_</w:t>
+      </w:r>
+      <w:proofErr w:type="gramStart"/>
+      <w:r>
+        <w:rPr>
+          <w:color w:val="808080" w:themeColor="background1" w:themeShade="80"/>
+        </w:rPr>
+        <w:t>CONTROL(</w:t>
+      </w:r>
+      <w:proofErr w:type="gramEnd"/>
+      <w:r>
+        <w:rPr>
+          <w:color w:val="808080" w:themeColor="background1" w:themeShade="80"/>
+        </w:rPr>
+        <w:t>config)#</w:t>
       </w:r>
       <w:proofErr w:type="spellStart"/>
       <w:r>
@@ -718,6 +834,18 @@
         <w:t>cisco</w:t>
       </w:r>
       <w:proofErr w:type="spellEnd"/>
+      <w:r>
+        <w:rPr>
+          <w:color w:val="808080" w:themeColor="background1" w:themeShade="80"/>
+        </w:rPr>
+        <w:t xml:space="preserve"> </w:t>
+      </w:r>
+      <w:r>
+        <w:rPr>
+          <w:b/>
+        </w:rPr>
+        <w:t>(SSH)</w:t>
+      </w:r>
     </w:p>
     <w:p>
       <w:pPr>
@@ -738,7 +866,25 @@
           <w:sz w:val="20"/>
           <w:szCs w:val="20"/>
         </w:rPr>
-        <w:t>c. A virtuális vonal is a lokális adatbázis segítségével hitelesítsen.</w:t>
+        <w:t xml:space="preserve">c. A </w:t>
+      </w:r>
+      <w:proofErr w:type="gramStart"/>
+      <w:r>
+        <w:rPr>
+          <w:rFonts w:ascii="GlyphLessFont" w:hAnsi="GlyphLessFont" w:cs="GlyphLessFont"/>
+          <w:sz w:val="20"/>
+          <w:szCs w:val="20"/>
+        </w:rPr>
+        <w:t>virtuális</w:t>
+      </w:r>
+      <w:proofErr w:type="gramEnd"/>
+      <w:r>
+        <w:rPr>
+          <w:rFonts w:ascii="GlyphLessFont" w:hAnsi="GlyphLessFont" w:cs="GlyphLessFont"/>
+          <w:sz w:val="20"/>
+          <w:szCs w:val="20"/>
+        </w:rPr>
+        <w:t xml:space="preserve"> vonal is a lokális adatbázis segítségével hitelesítsen.</w:t>
       </w:r>
     </w:p>
     <w:p>
@@ -806,27 +952,27 @@
           <w:sz w:val="20"/>
           <w:szCs w:val="20"/>
         </w:rPr>
-        <w:t>MISSION_CONTROL(</w:t>
-      </w:r>
-      <w:proofErr w:type="spellStart"/>
-      <w:r>
-        <w:rPr>
-          <w:rFonts w:ascii="GlyphLessFont" w:hAnsi="GlyphLessFont" w:cs="GlyphLessFont"/>
-          <w:color w:val="808080" w:themeColor="background1" w:themeShade="80"/>
-          <w:sz w:val="20"/>
-          <w:szCs w:val="20"/>
-        </w:rPr>
-        <w:t>config</w:t>
-      </w:r>
-      <w:proofErr w:type="spellEnd"/>
-      <w:r>
-        <w:rPr>
-          <w:rFonts w:ascii="GlyphLessFont" w:hAnsi="GlyphLessFont" w:cs="GlyphLessFont"/>
-          <w:color w:val="808080" w:themeColor="background1" w:themeShade="80"/>
-          <w:sz w:val="20"/>
-          <w:szCs w:val="20"/>
-        </w:rPr>
-        <w:t xml:space="preserve">)#line </w:t>
+        <w:t>MISSION_</w:t>
+      </w:r>
+      <w:proofErr w:type="gramStart"/>
+      <w:r>
+        <w:rPr>
+          <w:rFonts w:ascii="GlyphLessFont" w:hAnsi="GlyphLessFont" w:cs="GlyphLessFont"/>
+          <w:color w:val="808080" w:themeColor="background1" w:themeShade="80"/>
+          <w:sz w:val="20"/>
+          <w:szCs w:val="20"/>
+        </w:rPr>
+        <w:t>CONTROL(</w:t>
+      </w:r>
+      <w:proofErr w:type="gramEnd"/>
+      <w:r>
+        <w:rPr>
+          <w:rFonts w:ascii="GlyphLessFont" w:hAnsi="GlyphLessFont" w:cs="GlyphLessFont"/>
+          <w:color w:val="808080" w:themeColor="background1" w:themeShade="80"/>
+          <w:sz w:val="20"/>
+          <w:szCs w:val="20"/>
+        </w:rPr>
+        <w:t xml:space="preserve">config)#line </w:t>
       </w:r>
       <w:proofErr w:type="spellStart"/>
       <w:r>
@@ -870,7 +1016,27 @@
           <w:sz w:val="20"/>
           <w:szCs w:val="20"/>
         </w:rPr>
-        <w:t>MISSION_CONTROL(config-line)#login local</w:t>
+        <w:t>MISSION_</w:t>
+      </w:r>
+      <w:proofErr w:type="gramStart"/>
+      <w:r>
+        <w:rPr>
+          <w:rFonts w:ascii="GlyphLessFont" w:hAnsi="GlyphLessFont" w:cs="GlyphLessFont"/>
+          <w:color w:val="808080" w:themeColor="background1" w:themeShade="80"/>
+          <w:sz w:val="20"/>
+          <w:szCs w:val="20"/>
+        </w:rPr>
+        <w:t>CONTROL(</w:t>
+      </w:r>
+      <w:proofErr w:type="gramEnd"/>
+      <w:r>
+        <w:rPr>
+          <w:rFonts w:ascii="GlyphLessFont" w:hAnsi="GlyphLessFont" w:cs="GlyphLessFont"/>
+          <w:color w:val="808080" w:themeColor="background1" w:themeShade="80"/>
+          <w:sz w:val="20"/>
+          <w:szCs w:val="20"/>
+        </w:rPr>
+        <w:t>config-line)#login local</w:t>
       </w:r>
     </w:p>
     <w:p>
@@ -925,7 +1091,21 @@
         <w:rPr>
           <w:color w:val="808080" w:themeColor="background1" w:themeShade="80"/>
         </w:rPr>
-        <w:t>MISSION_CONTROL(config-line)#line con 0</w:t>
+        <w:t>MISSION_</w:t>
+      </w:r>
+      <w:proofErr w:type="gramStart"/>
+      <w:r>
+        <w:rPr>
+          <w:color w:val="808080" w:themeColor="background1" w:themeShade="80"/>
+        </w:rPr>
+        <w:t>CONTROL(</w:t>
+      </w:r>
+      <w:proofErr w:type="gramEnd"/>
+      <w:r>
+        <w:rPr>
+          <w:color w:val="808080" w:themeColor="background1" w:themeShade="80"/>
+        </w:rPr>
+        <w:t>config-line)#line con 0</w:t>
       </w:r>
     </w:p>
     <w:p>
@@ -951,9 +1131,9 @@
           <w:szCs w:val="24"/>
           <w:lang w:eastAsia="hu-HU"/>
         </w:rPr>
-        <w:t>MISSION_CONTROL(</w:t>
-      </w:r>
-      <w:proofErr w:type="spellStart"/>
+        <w:t>MISSION_</w:t>
+      </w:r>
+      <w:proofErr w:type="gramStart"/>
       <w:r>
         <w:rPr>
           <w:rFonts w:ascii="Times New Roman" w:eastAsia="Times New Roman" w:hAnsi="Times New Roman" w:cs="Times New Roman"/>
@@ -962,9 +1142,9 @@
           <w:szCs w:val="24"/>
           <w:lang w:eastAsia="hu-HU"/>
         </w:rPr>
-        <w:t>config</w:t>
-      </w:r>
-      <w:proofErr w:type="spellEnd"/>
+        <w:t>CONTROL(</w:t>
+      </w:r>
+      <w:proofErr w:type="gramEnd"/>
       <w:r>
         <w:rPr>
           <w:rFonts w:ascii="Times New Roman" w:eastAsia="Times New Roman" w:hAnsi="Times New Roman" w:cs="Times New Roman"/>
@@ -973,7 +1153,7 @@
           <w:szCs w:val="24"/>
           <w:lang w:eastAsia="hu-HU"/>
         </w:rPr>
-        <w:t>-line)#</w:t>
+        <w:t>config-line)#</w:t>
       </w:r>
       <w:proofErr w:type="spellStart"/>
       <w:r>
@@ -1020,7 +1200,29 @@
           <w:szCs w:val="24"/>
           <w:lang w:eastAsia="hu-HU"/>
         </w:rPr>
-        <w:t>MISSION_CONTROL(config-line)#login</w:t>
+        <w:t>MISSION_</w:t>
+      </w:r>
+      <w:proofErr w:type="gramStart"/>
+      <w:r>
+        <w:rPr>
+          <w:rFonts w:ascii="Times New Roman" w:eastAsia="Times New Roman" w:hAnsi="Times New Roman" w:cs="Times New Roman"/>
+          <w:color w:val="808080" w:themeColor="background1" w:themeShade="80"/>
+          <w:sz w:val="24"/>
+          <w:szCs w:val="24"/>
+          <w:lang w:eastAsia="hu-HU"/>
+        </w:rPr>
+        <w:t>CONTROL(</w:t>
+      </w:r>
+      <w:proofErr w:type="gramEnd"/>
+      <w:r>
+        <w:rPr>
+          <w:rFonts w:ascii="Times New Roman" w:eastAsia="Times New Roman" w:hAnsi="Times New Roman" w:cs="Times New Roman"/>
+          <w:color w:val="808080" w:themeColor="background1" w:themeShade="80"/>
+          <w:sz w:val="24"/>
+          <w:szCs w:val="24"/>
+          <w:lang w:eastAsia="hu-HU"/>
+        </w:rPr>
+        <w:t>config-line)#login</w:t>
       </w:r>
     </w:p>
     <w:p>
@@ -1036,13 +1238,23 @@
           <w:szCs w:val="20"/>
         </w:rPr>
       </w:pPr>
-      <w:r>
-        <w:rPr>
-          <w:rFonts w:ascii="GlyphLessFont" w:hAnsi="GlyphLessFont" w:cs="GlyphLessFont"/>
-          <w:sz w:val="20"/>
-          <w:szCs w:val="20"/>
-        </w:rPr>
-        <w:t>e. Banner ü</w:t>
+      <w:proofErr w:type="gramStart"/>
+      <w:r>
+        <w:rPr>
+          <w:rFonts w:ascii="GlyphLessFont" w:hAnsi="GlyphLessFont" w:cs="GlyphLessFont"/>
+          <w:sz w:val="20"/>
+          <w:szCs w:val="20"/>
+        </w:rPr>
+        <w:t>e</w:t>
+      </w:r>
+      <w:proofErr w:type="gramEnd"/>
+      <w:r>
+        <w:rPr>
+          <w:rFonts w:ascii="GlyphLessFont" w:hAnsi="GlyphLessFont" w:cs="GlyphLessFont"/>
+          <w:sz w:val="20"/>
+          <w:szCs w:val="20"/>
+        </w:rPr>
+        <w:t>. Banner ü</w:t>
       </w:r>
       <w:r>
         <w:rPr>
@@ -1138,7 +1350,25 @@
           <w:sz w:val="20"/>
           <w:szCs w:val="20"/>
         </w:rPr>
-        <w:t xml:space="preserve"> eszköz a(z)</w:t>
+        <w:t xml:space="preserve"> eszköz </w:t>
+      </w:r>
+      <w:proofErr w:type="gramStart"/>
+      <w:r>
+        <w:rPr>
+          <w:rFonts w:ascii="GlyphLessFont" w:hAnsi="GlyphLessFont" w:cs="GlyphLessFont"/>
+          <w:sz w:val="20"/>
+          <w:szCs w:val="20"/>
+        </w:rPr>
+        <w:t>a(</w:t>
+      </w:r>
+      <w:proofErr w:type="gramEnd"/>
+      <w:r>
+        <w:rPr>
+          <w:rFonts w:ascii="GlyphLessFont" w:hAnsi="GlyphLessFont" w:cs="GlyphLessFont"/>
+          <w:sz w:val="20"/>
+          <w:szCs w:val="20"/>
+        </w:rPr>
+        <w:t>z)</w:t>
       </w:r>
       <w:r>
         <w:rPr>
@@ -1182,21 +1412,21 @@
         <w:rPr>
           <w:color w:val="808080" w:themeColor="background1" w:themeShade="80"/>
         </w:rPr>
-        <w:t>MISSION_CONTROL(</w:t>
-      </w:r>
-      <w:proofErr w:type="spellStart"/>
-      <w:r>
-        <w:rPr>
-          <w:color w:val="808080" w:themeColor="background1" w:themeShade="80"/>
-        </w:rPr>
-        <w:t>config</w:t>
-      </w:r>
-      <w:proofErr w:type="spellEnd"/>
-      <w:r>
-        <w:rPr>
-          <w:color w:val="808080" w:themeColor="background1" w:themeShade="80"/>
-        </w:rPr>
-        <w:t xml:space="preserve">)#banner </w:t>
+        <w:t>MISSION_</w:t>
+      </w:r>
+      <w:proofErr w:type="gramStart"/>
+      <w:r>
+        <w:rPr>
+          <w:color w:val="808080" w:themeColor="background1" w:themeShade="80"/>
+        </w:rPr>
+        <w:t>CONTROL(</w:t>
+      </w:r>
+      <w:proofErr w:type="gramEnd"/>
+      <w:r>
+        <w:rPr>
+          <w:color w:val="808080" w:themeColor="background1" w:themeShade="80"/>
+        </w:rPr>
+        <w:t xml:space="preserve">config)#banner </w:t>
       </w:r>
       <w:proofErr w:type="spellStart"/>
       <w:r>
@@ -1286,7 +1516,21 @@
         <w:rPr>
           <w:color w:val="808080" w:themeColor="background1" w:themeShade="80"/>
         </w:rPr>
-        <w:t xml:space="preserve"> a(z): </w:t>
+        <w:t xml:space="preserve"> </w:t>
+      </w:r>
+      <w:proofErr w:type="gramStart"/>
+      <w:r>
+        <w:rPr>
+          <w:color w:val="808080" w:themeColor="background1" w:themeShade="80"/>
+        </w:rPr>
+        <w:t>a(</w:t>
+      </w:r>
+      <w:proofErr w:type="gramEnd"/>
+      <w:r>
+        <w:rPr>
+          <w:color w:val="808080" w:themeColor="background1" w:themeShade="80"/>
+        </w:rPr>
+        <w:t xml:space="preserve">z): </w:t>
       </w:r>
       <w:r>
         <w:rPr>
@@ -1308,13 +1552,41 @@
           <w:szCs w:val="20"/>
         </w:rPr>
       </w:pPr>
-      <w:r>
-        <w:rPr>
-          <w:rFonts w:ascii="GlyphLessFont" w:hAnsi="GlyphLessFont" w:cs="GlyphLessFont"/>
-          <w:sz w:val="20"/>
-          <w:szCs w:val="20"/>
-        </w:rPr>
-        <w:t>f. Jelszó titkosítás legyen aktiválva.</w:t>
+      <w:proofErr w:type="gramStart"/>
+      <w:r>
+        <w:rPr>
+          <w:rFonts w:ascii="GlyphLessFont" w:hAnsi="GlyphLessFont" w:cs="GlyphLessFont"/>
+          <w:sz w:val="20"/>
+          <w:szCs w:val="20"/>
+        </w:rPr>
+        <w:t>f</w:t>
+      </w:r>
+      <w:proofErr w:type="gramEnd"/>
+      <w:r>
+        <w:rPr>
+          <w:rFonts w:ascii="GlyphLessFont" w:hAnsi="GlyphLessFont" w:cs="GlyphLessFont"/>
+          <w:sz w:val="20"/>
+          <w:szCs w:val="20"/>
+        </w:rPr>
+        <w:t xml:space="preserve">. </w:t>
+      </w:r>
+      <w:proofErr w:type="gramStart"/>
+      <w:r>
+        <w:rPr>
+          <w:rFonts w:ascii="GlyphLessFont" w:hAnsi="GlyphLessFont" w:cs="GlyphLessFont"/>
+          <w:sz w:val="20"/>
+          <w:szCs w:val="20"/>
+        </w:rPr>
+        <w:t>Jelszó titkosítás</w:t>
+      </w:r>
+      <w:proofErr w:type="gramEnd"/>
+      <w:r>
+        <w:rPr>
+          <w:rFonts w:ascii="GlyphLessFont" w:hAnsi="GlyphLessFont" w:cs="GlyphLessFont"/>
+          <w:sz w:val="20"/>
+          <w:szCs w:val="20"/>
+        </w:rPr>
+        <w:t xml:space="preserve"> legyen aktiválva.</w:t>
       </w:r>
     </w:p>
     <w:p>
@@ -1343,31 +1615,27 @@
       <w:r>
         <w:rPr>
           <w:color w:val="808080" w:themeColor="background1" w:themeShade="80"/>
-          <w:highlight w:val="yellow"/>
-        </w:rPr>
-        <w:t>MISSION_CONTROL(</w:t>
-      </w:r>
-      <w:proofErr w:type="spellStart"/>
-      <w:r>
-        <w:rPr>
-          <w:color w:val="808080" w:themeColor="background1" w:themeShade="80"/>
-          <w:highlight w:val="yellow"/>
-        </w:rPr>
-        <w:t>config</w:t>
-      </w:r>
-      <w:proofErr w:type="spellEnd"/>
-      <w:r>
-        <w:rPr>
-          <w:color w:val="808080" w:themeColor="background1" w:themeShade="80"/>
-          <w:highlight w:val="yellow"/>
-        </w:rPr>
-        <w:t xml:space="preserve">)#service </w:t>
-      </w:r>
-      <w:proofErr w:type="spellStart"/>
-      <w:r>
-        <w:rPr>
-          <w:color w:val="808080" w:themeColor="background1" w:themeShade="80"/>
-          <w:highlight w:val="yellow"/>
+        </w:rPr>
+        <w:t>MISSION_</w:t>
+      </w:r>
+      <w:proofErr w:type="gramStart"/>
+      <w:r>
+        <w:rPr>
+          <w:color w:val="808080" w:themeColor="background1" w:themeShade="80"/>
+        </w:rPr>
+        <w:t>CONTROL(</w:t>
+      </w:r>
+      <w:proofErr w:type="gramEnd"/>
+      <w:r>
+        <w:rPr>
+          <w:color w:val="808080" w:themeColor="background1" w:themeShade="80"/>
+        </w:rPr>
+        <w:t xml:space="preserve">config)#service </w:t>
+      </w:r>
+      <w:proofErr w:type="spellStart"/>
+      <w:r>
+        <w:rPr>
+          <w:color w:val="808080" w:themeColor="background1" w:themeShade="80"/>
         </w:rPr>
         <w:t>password-encryption</w:t>
       </w:r>
@@ -1453,37 +1721,32 @@
           <w:color w:val="808080" w:themeColor="background1" w:themeShade="80"/>
           <w:sz w:val="20"/>
           <w:szCs w:val="20"/>
-          <w:highlight w:val="yellow"/>
-        </w:rPr>
-      </w:pPr>
-      <w:r>
-        <w:rPr>
-          <w:color w:val="808080" w:themeColor="background1" w:themeShade="80"/>
-          <w:highlight w:val="yellow"/>
-        </w:rPr>
-        <w:t>MISSION_CONTROL(</w:t>
-      </w:r>
-      <w:proofErr w:type="spellStart"/>
-      <w:r>
-        <w:rPr>
-          <w:color w:val="808080" w:themeColor="background1" w:themeShade="80"/>
-          <w:highlight w:val="yellow"/>
-        </w:rPr>
-        <w:t>config</w:t>
-      </w:r>
-      <w:proofErr w:type="spellEnd"/>
-      <w:r>
-        <w:rPr>
-          <w:color w:val="808080" w:themeColor="background1" w:themeShade="80"/>
-          <w:highlight w:val="yellow"/>
-        </w:rPr>
-        <w:t>)#</w:t>
-      </w:r>
-      <w:proofErr w:type="spellStart"/>
-      <w:r>
-        <w:rPr>
-          <w:color w:val="808080" w:themeColor="background1" w:themeShade="80"/>
-          <w:highlight w:val="yellow"/>
+        </w:rPr>
+      </w:pPr>
+      <w:r>
+        <w:rPr>
+          <w:color w:val="808080" w:themeColor="background1" w:themeShade="80"/>
+        </w:rPr>
+        <w:t>MISSION_</w:t>
+      </w:r>
+      <w:proofErr w:type="gramStart"/>
+      <w:r>
+        <w:rPr>
+          <w:color w:val="808080" w:themeColor="background1" w:themeShade="80"/>
+        </w:rPr>
+        <w:t>CONTROL(</w:t>
+      </w:r>
+      <w:proofErr w:type="gramEnd"/>
+      <w:r>
+        <w:rPr>
+          <w:color w:val="808080" w:themeColor="background1" w:themeShade="80"/>
+        </w:rPr>
+        <w:t>config)#</w:t>
+      </w:r>
+      <w:proofErr w:type="spellStart"/>
+      <w:r>
+        <w:rPr>
+          <w:color w:val="808080" w:themeColor="background1" w:themeShade="80"/>
         </w:rPr>
         <w:t>ip</w:t>
       </w:r>
@@ -1491,7 +1754,6 @@
       <w:r>
         <w:rPr>
           <w:color w:val="808080" w:themeColor="background1" w:themeShade="80"/>
-          <w:highlight w:val="yellow"/>
         </w:rPr>
         <w:t xml:space="preserve"> </w:t>
       </w:r>
@@ -1499,7 +1761,6 @@
       <w:r>
         <w:rPr>
           <w:color w:val="808080" w:themeColor="background1" w:themeShade="80"/>
-          <w:highlight w:val="yellow"/>
         </w:rPr>
         <w:t>domain-name</w:t>
       </w:r>
@@ -1507,9 +1768,20 @@
       <w:r>
         <w:rPr>
           <w:color w:val="808080" w:themeColor="background1" w:themeShade="80"/>
-          <w:highlight w:val="yellow"/>
         </w:rPr>
         <w:t xml:space="preserve"> nasa.gov</w:t>
+      </w:r>
+      <w:r>
+        <w:rPr>
+          <w:color w:val="808080" w:themeColor="background1" w:themeShade="80"/>
+        </w:rPr>
+        <w:t xml:space="preserve"> </w:t>
+      </w:r>
+      <w:r>
+        <w:rPr>
+          <w:b/>
+        </w:rPr>
+        <w:t>(SSH)</w:t>
       </w:r>
     </w:p>
     <w:p>
@@ -1527,15 +1799,13 @@
           <w:rFonts w:ascii="GlyphLessFont" w:hAnsi="GlyphLessFont" w:cs="GlyphLessFont"/>
           <w:sz w:val="20"/>
           <w:szCs w:val="20"/>
-          <w:highlight w:val="yellow"/>
-        </w:rPr>
-      </w:pPr>
-      <w:r>
-        <w:rPr>
-          <w:rFonts w:ascii="GlyphLessFont" w:hAnsi="GlyphLessFont" w:cs="GlyphLessFont"/>
-          <w:sz w:val="20"/>
-          <w:szCs w:val="20"/>
-          <w:highlight w:val="yellow"/>
+        </w:rPr>
+      </w:pPr>
+      <w:r>
+        <w:rPr>
+          <w:rFonts w:ascii="GlyphLessFont" w:hAnsi="GlyphLessFont" w:cs="GlyphLessFont"/>
+          <w:sz w:val="20"/>
+          <w:szCs w:val="20"/>
         </w:rPr>
         <w:t>Generáljon hozzá 1024 bites kulcsot</w:t>
       </w:r>
@@ -1562,27 +1832,27 @@
           <w:sz w:val="20"/>
           <w:szCs w:val="20"/>
         </w:rPr>
-        <w:t>MISSION_CONTROL(</w:t>
-      </w:r>
-      <w:proofErr w:type="spellStart"/>
-      <w:r>
-        <w:rPr>
-          <w:rFonts w:ascii="GlyphLessFont" w:hAnsi="GlyphLessFont" w:cs="GlyphLessFont"/>
-          <w:color w:val="808080" w:themeColor="background1" w:themeShade="80"/>
-          <w:sz w:val="20"/>
-          <w:szCs w:val="20"/>
-        </w:rPr>
-        <w:t>config</w:t>
-      </w:r>
-      <w:proofErr w:type="spellEnd"/>
-      <w:r>
-        <w:rPr>
-          <w:rFonts w:ascii="GlyphLessFont" w:hAnsi="GlyphLessFont" w:cs="GlyphLessFont"/>
-          <w:color w:val="808080" w:themeColor="background1" w:themeShade="80"/>
-          <w:sz w:val="20"/>
-          <w:szCs w:val="20"/>
-        </w:rPr>
-        <w:t>)#</w:t>
+        <w:t>MISSION_</w:t>
+      </w:r>
+      <w:proofErr w:type="gramStart"/>
+      <w:r>
+        <w:rPr>
+          <w:rFonts w:ascii="GlyphLessFont" w:hAnsi="GlyphLessFont" w:cs="GlyphLessFont"/>
+          <w:color w:val="808080" w:themeColor="background1" w:themeShade="80"/>
+          <w:sz w:val="20"/>
+          <w:szCs w:val="20"/>
+        </w:rPr>
+        <w:t>CONTROL(</w:t>
+      </w:r>
+      <w:proofErr w:type="gramEnd"/>
+      <w:r>
+        <w:rPr>
+          <w:rFonts w:ascii="GlyphLessFont" w:hAnsi="GlyphLessFont" w:cs="GlyphLessFont"/>
+          <w:color w:val="808080" w:themeColor="background1" w:themeShade="80"/>
+          <w:sz w:val="20"/>
+          <w:szCs w:val="20"/>
+        </w:rPr>
+        <w:t>config)#</w:t>
       </w:r>
       <w:proofErr w:type="spellStart"/>
       <w:r>
@@ -1662,6 +1932,22 @@
         <w:t>rsa</w:t>
       </w:r>
       <w:proofErr w:type="spellEnd"/>
+      <w:r>
+        <w:rPr>
+          <w:rFonts w:ascii="GlyphLessFont" w:hAnsi="GlyphLessFont" w:cs="GlyphLessFont"/>
+          <w:b/>
+          <w:color w:val="808080" w:themeColor="background1" w:themeShade="80"/>
+          <w:sz w:val="20"/>
+          <w:szCs w:val="20"/>
+        </w:rPr>
+        <w:t xml:space="preserve"> </w:t>
+      </w:r>
+      <w:r>
+        <w:rPr>
+          <w:b/>
+        </w:rPr>
+        <w:t>(SSH)</w:t>
+      </w:r>
     </w:p>
     <w:p>
       <w:pPr>
@@ -2193,7 +2479,27 @@
           <w:sz w:val="20"/>
           <w:szCs w:val="20"/>
         </w:rPr>
-        <w:t xml:space="preserve">  a </w:t>
+        <w:t xml:space="preserve">  </w:t>
+      </w:r>
+      <w:proofErr w:type="gramStart"/>
+      <w:r>
+        <w:rPr>
+          <w:rFonts w:ascii="GlyphLessFont" w:hAnsi="GlyphLessFont" w:cs="GlyphLessFont"/>
+          <w:color w:val="808080" w:themeColor="background1" w:themeShade="80"/>
+          <w:sz w:val="20"/>
+          <w:szCs w:val="20"/>
+        </w:rPr>
+        <w:t>a</w:t>
+      </w:r>
+      <w:proofErr w:type="gramEnd"/>
+      <w:r>
+        <w:rPr>
+          <w:rFonts w:ascii="GlyphLessFont" w:hAnsi="GlyphLessFont" w:cs="GlyphLessFont"/>
+          <w:color w:val="808080" w:themeColor="background1" w:themeShade="80"/>
+          <w:sz w:val="20"/>
+          <w:szCs w:val="20"/>
+        </w:rPr>
+        <w:t xml:space="preserve"> </w:t>
       </w:r>
       <w:proofErr w:type="spellStart"/>
       <w:r>
@@ -2453,14 +2759,25 @@
         <w:t>exportable</w:t>
       </w:r>
       <w:proofErr w:type="spellEnd"/>
-      <w:r>
-        <w:rPr>
-          <w:rFonts w:ascii="GlyphLessFont" w:hAnsi="GlyphLessFont" w:cs="GlyphLessFont"/>
-          <w:color w:val="808080" w:themeColor="background1" w:themeShade="80"/>
-          <w:sz w:val="20"/>
-          <w:szCs w:val="20"/>
-        </w:rPr>
-        <w:t>...[OK]</w:t>
+      <w:proofErr w:type="gramStart"/>
+      <w:r>
+        <w:rPr>
+          <w:rFonts w:ascii="GlyphLessFont" w:hAnsi="GlyphLessFont" w:cs="GlyphLessFont"/>
+          <w:color w:val="808080" w:themeColor="background1" w:themeShade="80"/>
+          <w:sz w:val="20"/>
+          <w:szCs w:val="20"/>
+        </w:rPr>
+        <w:t>...</w:t>
+      </w:r>
+      <w:proofErr w:type="gramEnd"/>
+      <w:r>
+        <w:rPr>
+          <w:rFonts w:ascii="GlyphLessFont" w:hAnsi="GlyphLessFont" w:cs="GlyphLessFont"/>
+          <w:color w:val="808080" w:themeColor="background1" w:themeShade="80"/>
+          <w:sz w:val="20"/>
+          <w:szCs w:val="20"/>
+        </w:rPr>
+        <w:t>[OK]</w:t>
       </w:r>
     </w:p>
     <w:p>
@@ -2508,21 +2825,21 @@
         <w:rPr>
           <w:color w:val="808080" w:themeColor="background1" w:themeShade="80"/>
         </w:rPr>
-        <w:t>MISSION_CONTROL(</w:t>
-      </w:r>
-      <w:proofErr w:type="spellStart"/>
-      <w:r>
-        <w:rPr>
-          <w:color w:val="808080" w:themeColor="background1" w:themeShade="80"/>
-        </w:rPr>
-        <w:t>config</w:t>
-      </w:r>
-      <w:proofErr w:type="spellEnd"/>
-      <w:r>
-        <w:rPr>
-          <w:color w:val="808080" w:themeColor="background1" w:themeShade="80"/>
-        </w:rPr>
-        <w:t>)#</w:t>
+        <w:t>MISSION_</w:t>
+      </w:r>
+      <w:proofErr w:type="gramStart"/>
+      <w:r>
+        <w:rPr>
+          <w:color w:val="808080" w:themeColor="background1" w:themeShade="80"/>
+        </w:rPr>
+        <w:t>CONTROL(</w:t>
+      </w:r>
+      <w:proofErr w:type="gramEnd"/>
+      <w:r>
+        <w:rPr>
+          <w:color w:val="808080" w:themeColor="background1" w:themeShade="80"/>
+        </w:rPr>
+        <w:t>config)#</w:t>
       </w:r>
       <w:proofErr w:type="spellStart"/>
       <w:r>
@@ -2595,21 +2912,21 @@
         <w:rPr>
           <w:color w:val="808080" w:themeColor="background1" w:themeShade="80"/>
         </w:rPr>
-        <w:t>MISSION_CONTROL(</w:t>
-      </w:r>
-      <w:proofErr w:type="spellStart"/>
-      <w:r>
-        <w:rPr>
-          <w:color w:val="808080" w:themeColor="background1" w:themeShade="80"/>
-        </w:rPr>
-        <w:t>config</w:t>
-      </w:r>
-      <w:proofErr w:type="spellEnd"/>
-      <w:r>
-        <w:rPr>
-          <w:color w:val="808080" w:themeColor="background1" w:themeShade="80"/>
-        </w:rPr>
-        <w:t xml:space="preserve">)#line </w:t>
+        <w:t>MISSION_</w:t>
+      </w:r>
+      <w:proofErr w:type="gramStart"/>
+      <w:r>
+        <w:rPr>
+          <w:color w:val="808080" w:themeColor="background1" w:themeShade="80"/>
+        </w:rPr>
+        <w:t>CONTROL(</w:t>
+      </w:r>
+      <w:proofErr w:type="gramEnd"/>
+      <w:r>
+        <w:rPr>
+          <w:color w:val="808080" w:themeColor="background1" w:themeShade="80"/>
+        </w:rPr>
+        <w:t xml:space="preserve">config)#line </w:t>
       </w:r>
       <w:proofErr w:type="spellStart"/>
       <w:r>
@@ -2642,21 +2959,7 @@
         <w:rPr>
           <w:color w:val="808080" w:themeColor="background1" w:themeShade="80"/>
         </w:rPr>
-        <w:t>MISSION_CONTROL(</w:t>
-      </w:r>
-      <w:proofErr w:type="spellStart"/>
-      <w:r>
-        <w:rPr>
-          <w:color w:val="808080" w:themeColor="background1" w:themeShade="80"/>
-        </w:rPr>
-        <w:t>config</w:t>
-      </w:r>
-      <w:proofErr w:type="spellEnd"/>
-      <w:r>
-        <w:rPr>
-          <w:color w:val="808080" w:themeColor="background1" w:themeShade="80"/>
-        </w:rPr>
-        <w:t>-line)#</w:t>
+        <w:t>MISSION_CONTROL(config-line)#</w:t>
       </w:r>
       <w:proofErr w:type="spellStart"/>
       <w:r>
@@ -2670,7 +2973,21 @@
         <w:rPr>
           <w:color w:val="808080" w:themeColor="background1" w:themeShade="80"/>
         </w:rPr>
-        <w:t xml:space="preserve"> input </w:t>
+        <w:t xml:space="preserve"> </w:t>
+      </w:r>
+      <w:proofErr w:type="gramStart"/>
+      <w:r>
+        <w:rPr>
+          <w:color w:val="808080" w:themeColor="background1" w:themeShade="80"/>
+        </w:rPr>
+        <w:t>input</w:t>
+      </w:r>
+      <w:proofErr w:type="gramEnd"/>
+      <w:r>
+        <w:rPr>
+          <w:color w:val="808080" w:themeColor="background1" w:themeShade="80"/>
+        </w:rPr>
+        <w:t xml:space="preserve"> </w:t>
       </w:r>
       <w:proofErr w:type="spellStart"/>
       <w:r>
@@ -2697,7 +3014,21 @@
         <w:rPr>
           <w:color w:val="808080" w:themeColor="background1" w:themeShade="80"/>
         </w:rPr>
-        <w:t>MISSION_CONTROL(config-line)#login local</w:t>
+        <w:t>MISSION_</w:t>
+      </w:r>
+      <w:proofErr w:type="gramStart"/>
+      <w:r>
+        <w:rPr>
+          <w:color w:val="808080" w:themeColor="background1" w:themeShade="80"/>
+        </w:rPr>
+        <w:t>CONTROL(</w:t>
+      </w:r>
+      <w:proofErr w:type="gramEnd"/>
+      <w:r>
+        <w:rPr>
+          <w:color w:val="808080" w:themeColor="background1" w:themeShade="80"/>
+        </w:rPr>
+        <w:t>config-line)#login local</w:t>
       </w:r>
     </w:p>
     <w:p>
@@ -2724,7 +3055,6 @@
           <w:rFonts w:ascii="GlyphLessFont" w:hAnsi="GlyphLessFont" w:cs="GlyphLessFont"/>
           <w:sz w:val="20"/>
           <w:szCs w:val="20"/>
-          <w:highlight w:val="yellow"/>
         </w:rPr>
         <w:t>6</w:t>
       </w:r>
@@ -2733,7 +3063,6 @@
           <w:rFonts w:ascii="GlyphLessFont" w:hAnsi="GlyphLessFont" w:cs="GlyphLessFont"/>
           <w:sz w:val="20"/>
           <w:szCs w:val="20"/>
-          <w:highlight w:val="yellow"/>
         </w:rPr>
         <w:t>.) Hálózati címek beállítása</w:t>
       </w:r>
@@ -2794,13 +3123,23 @@
           <w:szCs w:val="20"/>
         </w:rPr>
       </w:pPr>
-      <w:r>
-        <w:rPr>
-          <w:rFonts w:ascii="GlyphLessFont" w:hAnsi="GlyphLessFont" w:cs="GlyphLessFont"/>
-          <w:sz w:val="20"/>
-          <w:szCs w:val="20"/>
-        </w:rPr>
-        <w:t>számítsa ki az alábbi rendszer szerint:</w:t>
+      <w:proofErr w:type="gramStart"/>
+      <w:r>
+        <w:rPr>
+          <w:rFonts w:ascii="GlyphLessFont" w:hAnsi="GlyphLessFont" w:cs="GlyphLessFont"/>
+          <w:sz w:val="20"/>
+          <w:szCs w:val="20"/>
+        </w:rPr>
+        <w:t>számítsa</w:t>
+      </w:r>
+      <w:proofErr w:type="gramEnd"/>
+      <w:r>
+        <w:rPr>
+          <w:rFonts w:ascii="GlyphLessFont" w:hAnsi="GlyphLessFont" w:cs="GlyphLessFont"/>
+          <w:sz w:val="20"/>
+          <w:szCs w:val="20"/>
+        </w:rPr>
+        <w:t xml:space="preserve"> ki az alábbi rendszer szerint:</w:t>
       </w:r>
     </w:p>
     <w:p>
@@ -2861,7 +3200,25 @@
           <w:sz w:val="20"/>
           <w:szCs w:val="20"/>
         </w:rPr>
-        <w:t>LSM kalkulációt.</w:t>
+        <w:t xml:space="preserve">LSM </w:t>
+      </w:r>
+      <w:proofErr w:type="gramStart"/>
+      <w:r>
+        <w:rPr>
+          <w:rFonts w:ascii="GlyphLessFont" w:hAnsi="GlyphLessFont" w:cs="GlyphLessFont"/>
+          <w:sz w:val="20"/>
+          <w:szCs w:val="20"/>
+        </w:rPr>
+        <w:t>kalkulációt</w:t>
+      </w:r>
+      <w:proofErr w:type="gramEnd"/>
+      <w:r>
+        <w:rPr>
+          <w:rFonts w:ascii="GlyphLessFont" w:hAnsi="GlyphLessFont" w:cs="GlyphLessFont"/>
+          <w:sz w:val="20"/>
+          <w:szCs w:val="20"/>
+        </w:rPr>
+        <w:t>.</w:t>
       </w:r>
     </w:p>
     <w:p>
@@ -2888,6 +3245,7 @@
           <w:sz w:val="20"/>
           <w:szCs w:val="20"/>
         </w:rPr>
+        <w:lastRenderedPageBreak/>
         <w:t>A kiosztásnál a forgalomirányító kapja meg a megfelelő tartomány utolsó kiosztható</w:t>
       </w:r>
       <w:r>
@@ -2931,7 +3289,6 @@
           <w:sz w:val="20"/>
           <w:szCs w:val="20"/>
         </w:rPr>
-        <w:lastRenderedPageBreak/>
         <w:t xml:space="preserve"> A kiosztásnál a kapcsoló kapja meg a megfelelő tartomány utolsó előtti kiosztható</w:t>
       </w:r>
       <w:r>
@@ -3067,7 +3424,25 @@
           <w:sz w:val="20"/>
           <w:szCs w:val="20"/>
         </w:rPr>
-        <w:t xml:space="preserve">SOHO Router </w:t>
+        <w:t xml:space="preserve">SOHO </w:t>
+      </w:r>
+      <w:proofErr w:type="spellStart"/>
+      <w:r>
+        <w:rPr>
+          <w:rFonts w:ascii="GlyphLessFont" w:hAnsi="GlyphLessFont" w:cs="GlyphLessFont"/>
+          <w:sz w:val="20"/>
+          <w:szCs w:val="20"/>
+        </w:rPr>
+        <w:t>Router</w:t>
+      </w:r>
+      <w:proofErr w:type="spellEnd"/>
+      <w:r>
+        <w:rPr>
+          <w:rFonts w:ascii="GlyphLessFont" w:hAnsi="GlyphLessFont" w:cs="GlyphLessFont"/>
+          <w:sz w:val="20"/>
+          <w:szCs w:val="20"/>
+        </w:rPr>
+        <w:t xml:space="preserve"> </w:t>
       </w:r>
       <w:proofErr w:type="spellStart"/>
       <w:r>
@@ -3092,8 +3467,17 @@
           <w:rFonts w:ascii="GlyphLessFont" w:hAnsi="GlyphLessFont" w:cs="GlyphLessFont"/>
           <w:sz w:val="20"/>
           <w:szCs w:val="20"/>
-        </w:rPr>
-        <w:t>1.1.1.1 legyen</w:t>
+          <w:highlight w:val="yellow"/>
+        </w:rPr>
+        <w:t>1.1.1.1</w:t>
+      </w:r>
+      <w:r>
+        <w:rPr>
+          <w:rFonts w:ascii="GlyphLessFont" w:hAnsi="GlyphLessFont" w:cs="GlyphLessFont"/>
+          <w:sz w:val="20"/>
+          <w:szCs w:val="20"/>
+        </w:rPr>
+        <w:t xml:space="preserve"> legyen</w:t>
       </w:r>
       <w:r>
         <w:rPr>
@@ -3140,7 +3524,6 @@
           <w:rFonts w:ascii="GlyphLessFont" w:hAnsi="GlyphLessFont" w:cs="GlyphLessFont"/>
           <w:sz w:val="20"/>
           <w:szCs w:val="20"/>
-          <w:highlight w:val="yellow"/>
         </w:rPr>
         <w:t>7</w:t>
       </w:r>
@@ -3149,12 +3532,27 @@
           <w:rFonts w:ascii="GlyphLessFont" w:hAnsi="GlyphLessFont" w:cs="GlyphLessFont"/>
           <w:sz w:val="20"/>
           <w:szCs w:val="20"/>
-          <w:highlight w:val="yellow"/>
-        </w:rPr>
-        <w:t>.) Konfiguráljon mindkét routeren OSPF forgalomirányítást, az alábbi beállítások szerint: Folyamatazonosító: 1; Terület azonosító: 0.</w:t>
-      </w:r>
-      <w:bookmarkStart w:id="0" w:name="_GoBack"/>
-      <w:bookmarkEnd w:id="0"/>
+        </w:rPr>
+        <w:t xml:space="preserve">.) Konfiguráljon mindkét routeren OSPF forgalomirányítást, az alábbi beállítások szerint: Folyamatazonosító: 1; </w:t>
+      </w:r>
+      <w:proofErr w:type="gramStart"/>
+      <w:r>
+        <w:rPr>
+          <w:rFonts w:ascii="GlyphLessFont" w:hAnsi="GlyphLessFont" w:cs="GlyphLessFont"/>
+          <w:sz w:val="20"/>
+          <w:szCs w:val="20"/>
+        </w:rPr>
+        <w:t>Terület azonosító</w:t>
+      </w:r>
+      <w:proofErr w:type="gramEnd"/>
+      <w:r>
+        <w:rPr>
+          <w:rFonts w:ascii="GlyphLessFont" w:hAnsi="GlyphLessFont" w:cs="GlyphLessFont"/>
+          <w:sz w:val="20"/>
+          <w:szCs w:val="20"/>
+        </w:rPr>
+        <w:t>: 0.</w:t>
+      </w:r>
     </w:p>
     <w:p>
       <w:pPr>
@@ -3486,7 +3884,24 @@
           <w:sz w:val="20"/>
           <w:szCs w:val="20"/>
         </w:rPr>
-        <w:t>A belső hálózat a 192.168.131.0/26-es hálózatot használja.</w:t>
+        <w:t xml:space="preserve">A belső hálózat a </w:t>
+      </w:r>
+      <w:r>
+        <w:rPr>
+          <w:rFonts w:ascii="GlyphLessFont" w:hAnsi="GlyphLessFont" w:cs="GlyphLessFont"/>
+          <w:b/>
+          <w:sz w:val="20"/>
+          <w:szCs w:val="20"/>
+        </w:rPr>
+        <w:t>192.168.131.0</w:t>
+      </w:r>
+      <w:r>
+        <w:rPr>
+          <w:rFonts w:ascii="GlyphLessFont" w:hAnsi="GlyphLessFont" w:cs="GlyphLessFont"/>
+          <w:sz w:val="20"/>
+          <w:szCs w:val="20"/>
+        </w:rPr>
+        <w:t>/26-es hálózatot használja.</w:t>
       </w:r>
     </w:p>
     <w:p>
@@ -3512,7 +3927,23 @@
           <w:sz w:val="20"/>
           <w:szCs w:val="20"/>
         </w:rPr>
-        <w:t xml:space="preserve">Az első kiosztható cím a 192.168.131.2-es legyen. </w:t>
+        <w:t>Az első kiosztható</w:t>
+      </w:r>
+      <w:r>
+        <w:rPr>
+          <w:rFonts w:ascii="GlyphLessFont" w:hAnsi="GlyphLessFont" w:cs="GlyphLessFont"/>
+          <w:sz w:val="20"/>
+          <w:szCs w:val="20"/>
+        </w:rPr>
+        <w:t xml:space="preserve"> (DHCP)</w:t>
+      </w:r>
+      <w:r>
+        <w:rPr>
+          <w:rFonts w:ascii="GlyphLessFont" w:hAnsi="GlyphLessFont" w:cs="GlyphLessFont"/>
+          <w:sz w:val="20"/>
+          <w:szCs w:val="20"/>
+        </w:rPr>
+        <w:t xml:space="preserve"> cím a 192.168.131.2-es legyen. </w:t>
       </w:r>
     </w:p>
     <w:p>
@@ -3538,7 +3969,24 @@
           <w:sz w:val="20"/>
           <w:szCs w:val="20"/>
         </w:rPr>
-        <w:t>Osszon ki maximum 10 címet.</w:t>
+        <w:t xml:space="preserve">Osszon ki maximum </w:t>
+      </w:r>
+      <w:r>
+        <w:rPr>
+          <w:rFonts w:ascii="GlyphLessFont" w:hAnsi="GlyphLessFont" w:cs="GlyphLessFont"/>
+          <w:b/>
+          <w:sz w:val="20"/>
+          <w:szCs w:val="20"/>
+        </w:rPr>
+        <w:t>10</w:t>
+      </w:r>
+      <w:r>
+        <w:rPr>
+          <w:rFonts w:ascii="GlyphLessFont" w:hAnsi="GlyphLessFont" w:cs="GlyphLessFont"/>
+          <w:sz w:val="20"/>
+          <w:szCs w:val="20"/>
+        </w:rPr>
+        <w:t xml:space="preserve"> címet.</w:t>
       </w:r>
     </w:p>
     <w:p>
@@ -3634,7 +4082,41 @@
           <w:sz w:val="20"/>
           <w:szCs w:val="20"/>
         </w:rPr>
-        <w:t>Használjon WPA2-PSK kódolást AES titkosítással.</w:t>
+        <w:t xml:space="preserve">Használjon </w:t>
+      </w:r>
+      <w:r>
+        <w:rPr>
+          <w:rFonts w:ascii="GlyphLessFont" w:hAnsi="GlyphLessFont" w:cs="GlyphLessFont"/>
+          <w:b/>
+          <w:sz w:val="20"/>
+          <w:szCs w:val="20"/>
+        </w:rPr>
+        <w:t>WPA2-PSK</w:t>
+      </w:r>
+      <w:r>
+        <w:rPr>
+          <w:rFonts w:ascii="GlyphLessFont" w:hAnsi="GlyphLessFont" w:cs="GlyphLessFont"/>
+          <w:sz w:val="20"/>
+          <w:szCs w:val="20"/>
+        </w:rPr>
+        <w:t xml:space="preserve"> kódolást </w:t>
+      </w:r>
+      <w:r>
+        <w:rPr>
+          <w:rFonts w:ascii="GlyphLessFont" w:hAnsi="GlyphLessFont" w:cs="GlyphLessFont"/>
+          <w:b/>
+          <w:sz w:val="20"/>
+          <w:szCs w:val="20"/>
+        </w:rPr>
+        <w:t>AES</w:t>
+      </w:r>
+      <w:r>
+        <w:rPr>
+          <w:rFonts w:ascii="GlyphLessFont" w:hAnsi="GlyphLessFont" w:cs="GlyphLessFont"/>
+          <w:sz w:val="20"/>
+          <w:szCs w:val="20"/>
+        </w:rPr>
+        <w:t xml:space="preserve"> titkosítással.</w:t>
       </w:r>
     </w:p>
     <w:p>
@@ -3660,7 +4142,44 @@
           <w:sz w:val="20"/>
           <w:szCs w:val="20"/>
         </w:rPr>
-        <w:t>A jelszó MoonBase!2026 legyen.</w:t>
+        <w:t xml:space="preserve">A jelszó </w:t>
+      </w:r>
+      <w:r>
+        <w:rPr>
+          <w:rFonts w:ascii="GlyphLessFont" w:hAnsi="GlyphLessFont" w:cs="GlyphLessFont"/>
+          <w:b/>
+          <w:sz w:val="20"/>
+          <w:szCs w:val="20"/>
+        </w:rPr>
+        <w:t>MoonBase</w:t>
+      </w:r>
+      <w:proofErr w:type="gramStart"/>
+      <w:r>
+        <w:rPr>
+          <w:rFonts w:ascii="GlyphLessFont" w:hAnsi="GlyphLessFont" w:cs="GlyphLessFont"/>
+          <w:b/>
+          <w:sz w:val="20"/>
+          <w:szCs w:val="20"/>
+        </w:rPr>
+        <w:t>!</w:t>
+      </w:r>
+      <w:r>
+        <w:rPr>
+          <w:rFonts w:ascii="GlyphLessFont" w:hAnsi="GlyphLessFont" w:cs="GlyphLessFont"/>
+          <w:b/>
+          <w:sz w:val="20"/>
+          <w:szCs w:val="20"/>
+        </w:rPr>
+        <w:t>2026</w:t>
+      </w:r>
+      <w:proofErr w:type="gramEnd"/>
+      <w:r>
+        <w:rPr>
+          <w:rFonts w:ascii="GlyphLessFont" w:hAnsi="GlyphLessFont" w:cs="GlyphLessFont"/>
+          <w:sz w:val="20"/>
+          <w:szCs w:val="20"/>
+        </w:rPr>
+        <w:t xml:space="preserve"> legyen.</w:t>
       </w:r>
     </w:p>
     <w:p>
@@ -3713,7 +4232,26 @@
           <w:szCs w:val="20"/>
           <w:highlight w:val="yellow"/>
         </w:rPr>
-        <w:t xml:space="preserve">.) Állítsa be a MISSION CONTROL Reuteren és a megfelelő végberendezéseken az IPv6 címzést az </w:t>
+        <w:t xml:space="preserve">.) Állítsa be a MISSION CONTROL Reuteren és a megfelelő végberendezéseken az </w:t>
+      </w:r>
+      <w:r>
+        <w:rPr>
+          <w:rFonts w:ascii="GlyphLessFont" w:hAnsi="GlyphLessFont" w:cs="GlyphLessFont"/>
+          <w:b/>
+          <w:sz w:val="20"/>
+          <w:szCs w:val="20"/>
+          <w:highlight w:val="yellow"/>
+        </w:rPr>
+        <w:t>IPv6</w:t>
+      </w:r>
+      <w:r>
+        <w:rPr>
+          <w:rFonts w:ascii="GlyphLessFont" w:hAnsi="GlyphLessFont" w:cs="GlyphLessFont"/>
+          <w:sz w:val="20"/>
+          <w:szCs w:val="20"/>
+          <w:highlight w:val="yellow"/>
+        </w:rPr>
+        <w:t xml:space="preserve"> címzést az </w:t>
       </w:r>
       <w:r>
         <w:rPr>
@@ -3769,25 +4307,108 @@
           <w:sz w:val="20"/>
           <w:szCs w:val="20"/>
         </w:rPr>
-        <w:t>.) Minden eszközön mentse a beállításokat, hogy egy újraindítás után is vissza tudjon töltődni a</w:t>
-      </w:r>
-    </w:p>
-    <w:p>
-      <w:pPr>
-        <w:spacing w:after="0" w:line="240" w:lineRule="auto"/>
-        <w:rPr>
-          <w:rFonts w:ascii="GlyphLessFont" w:hAnsi="GlyphLessFont" w:cs="GlyphLessFont"/>
-          <w:sz w:val="20"/>
-          <w:szCs w:val="20"/>
-        </w:rPr>
-      </w:pPr>
-      <w:r>
-        <w:rPr>
-          <w:rFonts w:ascii="GlyphLessFont" w:hAnsi="GlyphLessFont" w:cs="GlyphLessFont"/>
-          <w:sz w:val="20"/>
-          <w:szCs w:val="20"/>
-        </w:rPr>
-        <w:t>konfigurációs fájl.</w:t>
+        <w:t>.) Minden eszközön</w:t>
+      </w:r>
+      <w:r>
+        <w:rPr>
+          <w:rFonts w:ascii="GlyphLessFont" w:hAnsi="GlyphLessFont" w:cs="GlyphLessFont"/>
+          <w:sz w:val="20"/>
+          <w:szCs w:val="20"/>
+        </w:rPr>
+        <w:t xml:space="preserve"> (</w:t>
+      </w:r>
+      <w:proofErr w:type="spellStart"/>
+      <w:r>
+        <w:rPr>
+          <w:rFonts w:ascii="GlyphLessFont" w:hAnsi="GlyphLessFont" w:cs="GlyphLessFont"/>
+          <w:color w:val="808080" w:themeColor="background1" w:themeShade="80"/>
+          <w:sz w:val="20"/>
+          <w:szCs w:val="20"/>
+        </w:rPr>
+        <w:t>router</w:t>
+      </w:r>
+      <w:proofErr w:type="spellEnd"/>
+      <w:r>
+        <w:rPr>
+          <w:rFonts w:ascii="GlyphLessFont" w:hAnsi="GlyphLessFont" w:cs="GlyphLessFont"/>
+          <w:color w:val="808080" w:themeColor="background1" w:themeShade="80"/>
+          <w:sz w:val="20"/>
+          <w:szCs w:val="20"/>
+        </w:rPr>
+        <w:t>/</w:t>
+      </w:r>
+      <w:proofErr w:type="spellStart"/>
+      <w:r>
+        <w:rPr>
+          <w:rFonts w:ascii="GlyphLessFont" w:hAnsi="GlyphLessFont" w:cs="GlyphLessFont"/>
+          <w:color w:val="808080" w:themeColor="background1" w:themeShade="80"/>
+          <w:sz w:val="20"/>
+          <w:szCs w:val="20"/>
+        </w:rPr>
+        <w:t>switch</w:t>
+      </w:r>
+      <w:proofErr w:type="spellEnd"/>
+      <w:r>
+        <w:rPr>
+          <w:rFonts w:ascii="GlyphLessFont" w:hAnsi="GlyphLessFont" w:cs="GlyphLessFont"/>
+          <w:sz w:val="20"/>
+          <w:szCs w:val="20"/>
+        </w:rPr>
+        <w:t>)</w:t>
+      </w:r>
+      <w:r>
+        <w:rPr>
+          <w:rFonts w:ascii="GlyphLessFont" w:hAnsi="GlyphLessFont" w:cs="GlyphLessFont"/>
+          <w:sz w:val="20"/>
+          <w:szCs w:val="20"/>
+        </w:rPr>
+        <w:t xml:space="preserve"> mentse a beállításokat, hogy egy újraindítás után is vissza tudjon töltődni </w:t>
+      </w:r>
+      <w:proofErr w:type="gramStart"/>
+      <w:r>
+        <w:rPr>
+          <w:rFonts w:ascii="GlyphLessFont" w:hAnsi="GlyphLessFont" w:cs="GlyphLessFont"/>
+          <w:sz w:val="20"/>
+          <w:szCs w:val="20"/>
+        </w:rPr>
+        <w:t>a</w:t>
+      </w:r>
+      <w:proofErr w:type="gramEnd"/>
+    </w:p>
+    <w:p>
+      <w:pPr>
+        <w:spacing w:after="0" w:line="240" w:lineRule="auto"/>
+        <w:rPr>
+          <w:rFonts w:ascii="GlyphLessFont" w:hAnsi="GlyphLessFont" w:cs="GlyphLessFont"/>
+          <w:sz w:val="20"/>
+          <w:szCs w:val="20"/>
+        </w:rPr>
+      </w:pPr>
+      <w:r>
+        <w:rPr>
+          <w:rFonts w:ascii="GlyphLessFont" w:hAnsi="GlyphLessFont" w:cs="GlyphLessFont"/>
+          <w:sz w:val="20"/>
+          <w:szCs w:val="20"/>
+        </w:rPr>
+        <w:t xml:space="preserve">konfigurációs </w:t>
+      </w:r>
+      <w:proofErr w:type="gramStart"/>
+      <w:r>
+        <w:rPr>
+          <w:rFonts w:ascii="GlyphLessFont" w:hAnsi="GlyphLessFont" w:cs="GlyphLessFont"/>
+          <w:sz w:val="20"/>
+          <w:szCs w:val="20"/>
+        </w:rPr>
+        <w:t>fájl</w:t>
+      </w:r>
+      <w:proofErr w:type="gramEnd"/>
+      <w:r>
+        <w:rPr>
+          <w:rFonts w:ascii="GlyphLessFont" w:hAnsi="GlyphLessFont" w:cs="GlyphLessFont"/>
+          <w:sz w:val="20"/>
+          <w:szCs w:val="20"/>
+        </w:rPr>
+        <w:t>.</w:t>
       </w:r>
     </w:p>
     <w:p>
@@ -3828,6 +4449,142 @@
         </w:rPr>
         <w:t xml:space="preserve"> start</w:t>
       </w:r>
+    </w:p>
+    <w:p>
+      <w:pPr>
+        <w:pStyle w:val="NormlWeb"/>
+        <w:spacing w:before="0" w:beforeAutospacing="0" w:after="0" w:afterAutospacing="0"/>
+        <w:ind w:left="708"/>
+        <w:rPr>
+          <w:color w:val="808080" w:themeColor="background1" w:themeShade="80"/>
+        </w:rPr>
+      </w:pPr>
+      <w:proofErr w:type="spellStart"/>
+      <w:r>
+        <w:rPr>
+          <w:color w:val="808080" w:themeColor="background1" w:themeShade="80"/>
+        </w:rPr>
+        <w:t>MISSION_CONTROL#copy</w:t>
+      </w:r>
+      <w:proofErr w:type="spellEnd"/>
+      <w:r>
+        <w:rPr>
+          <w:color w:val="808080" w:themeColor="background1" w:themeShade="80"/>
+        </w:rPr>
+        <w:t xml:space="preserve"> </w:t>
+      </w:r>
+      <w:proofErr w:type="spellStart"/>
+      <w:r>
+        <w:rPr>
+          <w:color w:val="808080" w:themeColor="background1" w:themeShade="80"/>
+        </w:rPr>
+        <w:t>running</w:t>
+      </w:r>
+      <w:proofErr w:type="spellEnd"/>
+      <w:r>
+        <w:rPr>
+          <w:color w:val="808080" w:themeColor="background1" w:themeShade="80"/>
+        </w:rPr>
+        <w:t xml:space="preserve">-config </w:t>
+      </w:r>
+      <w:proofErr w:type="spellStart"/>
+      <w:r>
+        <w:rPr>
+          <w:color w:val="808080" w:themeColor="background1" w:themeShade="80"/>
+        </w:rPr>
+        <w:t>startup</w:t>
+      </w:r>
+      <w:proofErr w:type="spellEnd"/>
+      <w:r>
+        <w:rPr>
+          <w:color w:val="808080" w:themeColor="background1" w:themeShade="80"/>
+        </w:rPr>
+        <w:t xml:space="preserve">-config </w:t>
+      </w:r>
+    </w:p>
+    <w:p>
+      <w:pPr>
+        <w:pStyle w:val="NormlWeb"/>
+        <w:spacing w:before="0" w:beforeAutospacing="0" w:after="0" w:afterAutospacing="0"/>
+        <w:ind w:left="708"/>
+        <w:rPr>
+          <w:color w:val="808080" w:themeColor="background1" w:themeShade="80"/>
+        </w:rPr>
+      </w:pPr>
+      <w:proofErr w:type="spellStart"/>
+      <w:r>
+        <w:rPr>
+          <w:color w:val="808080" w:themeColor="background1" w:themeShade="80"/>
+        </w:rPr>
+        <w:t>Destination</w:t>
+      </w:r>
+      <w:proofErr w:type="spellEnd"/>
+      <w:r>
+        <w:rPr>
+          <w:color w:val="808080" w:themeColor="background1" w:themeShade="80"/>
+        </w:rPr>
+        <w:t xml:space="preserve"> </w:t>
+      </w:r>
+      <w:proofErr w:type="spellStart"/>
+      <w:r>
+        <w:rPr>
+          <w:color w:val="808080" w:themeColor="background1" w:themeShade="80"/>
+        </w:rPr>
+        <w:t>filename</w:t>
+      </w:r>
+      <w:proofErr w:type="spellEnd"/>
+      <w:r>
+        <w:rPr>
+          <w:color w:val="808080" w:themeColor="background1" w:themeShade="80"/>
+        </w:rPr>
+        <w:t xml:space="preserve"> [</w:t>
+      </w:r>
+      <w:proofErr w:type="spellStart"/>
+      <w:r>
+        <w:rPr>
+          <w:color w:val="808080" w:themeColor="background1" w:themeShade="80"/>
+        </w:rPr>
+        <w:t>startup</w:t>
+      </w:r>
+      <w:proofErr w:type="spellEnd"/>
+      <w:r>
+        <w:rPr>
+          <w:color w:val="808080" w:themeColor="background1" w:themeShade="80"/>
+        </w:rPr>
+        <w:t xml:space="preserve">-config]? </w:t>
+      </w:r>
+    </w:p>
+    <w:p>
+      <w:pPr>
+        <w:pStyle w:val="NormlWeb"/>
+        <w:spacing w:before="0" w:beforeAutospacing="0" w:after="0" w:afterAutospacing="0"/>
+        <w:ind w:left="708"/>
+        <w:rPr>
+          <w:color w:val="808080" w:themeColor="background1" w:themeShade="80"/>
+        </w:rPr>
+      </w:pPr>
+      <w:r>
+        <w:rPr>
+          <w:color w:val="808080" w:themeColor="background1" w:themeShade="80"/>
+        </w:rPr>
+        <w:t xml:space="preserve">Building </w:t>
+      </w:r>
+      <w:proofErr w:type="spellStart"/>
+      <w:r>
+        <w:rPr>
+          <w:color w:val="808080" w:themeColor="background1" w:themeShade="80"/>
+        </w:rPr>
+        <w:t>configuration</w:t>
+      </w:r>
+      <w:proofErr w:type="spellEnd"/>
+      <w:proofErr w:type="gramStart"/>
+      <w:r>
+        <w:rPr>
+          <w:color w:val="808080" w:themeColor="background1" w:themeShade="80"/>
+        </w:rPr>
+        <w:t>...</w:t>
+      </w:r>
+      <w:proofErr w:type="gramEnd"/>
     </w:p>
     <w:p>
       <w:pPr>
@@ -3835,6 +4592,7 @@
         <w:autoSpaceDN w:val="0"/>
         <w:adjustRightInd w:val="0"/>
         <w:spacing w:after="0" w:line="240" w:lineRule="auto"/>
+        <w:ind w:left="708"/>
         <w:rPr>
           <w:rFonts w:ascii="GlyphLessFont" w:hAnsi="GlyphLessFont" w:cs="GlyphLessFont"/>
           <w:sz w:val="20"/>
@@ -3844,57 +4602,19 @@
       </w:pPr>
       <w:r>
         <w:rPr>
-          <w:rFonts w:ascii="GlyphLessFont" w:hAnsi="GlyphLessFont" w:cs="GlyphLessFont"/>
+          <w:color w:val="808080" w:themeColor="background1" w:themeShade="80"/>
+        </w:rPr>
+        <w:t>[OK]</w:t>
+      </w:r>
+      <w:r>
+        <w:rPr>
+          <w:rFonts w:ascii="GlyphLessFont" w:hAnsi="GlyphLessFont" w:cs="GlyphLessFont"/>
+          <w:color w:val="808080" w:themeColor="background1" w:themeShade="80"/>
           <w:sz w:val="20"/>
           <w:szCs w:val="20"/>
           <w:highlight w:val="yellow"/>
         </w:rPr>
-        <w:t>11</w:t>
-      </w:r>
-      <w:r>
-        <w:rPr>
-          <w:rFonts w:ascii="GlyphLessFont" w:hAnsi="GlyphLessFont" w:cs="GlyphLessFont"/>
-          <w:sz w:val="20"/>
-          <w:szCs w:val="20"/>
-          <w:highlight w:val="yellow"/>
-        </w:rPr>
-        <w:t>.</w:t>
-      </w:r>
-      <w:r>
-        <w:rPr>
-          <w:rFonts w:ascii="GlyphLessFont" w:hAnsi="GlyphLessFont" w:cs="GlyphLessFont"/>
-          <w:sz w:val="20"/>
-          <w:szCs w:val="20"/>
-          <w:highlight w:val="yellow"/>
-        </w:rPr>
-        <w:t>)</w:t>
-      </w:r>
-      <w:r>
-        <w:rPr>
-          <w:rFonts w:ascii="GlyphLessFont" w:hAnsi="GlyphLessFont" w:cs="GlyphLessFont"/>
-          <w:sz w:val="20"/>
-          <w:szCs w:val="20"/>
-          <w:highlight w:val="yellow"/>
-        </w:rPr>
-        <w:t xml:space="preserve"> A MISSION CONTROL Router beállítását mentse el TFTP szolgáltatással a lokális szerverre. A</w:t>
-      </w:r>
-    </w:p>
-    <w:p>
-      <w:pPr>
-        <w:rPr>
-          <w:rFonts w:ascii="GlyphLessFont" w:hAnsi="GlyphLessFont" w:cs="GlyphLessFont"/>
-          <w:sz w:val="20"/>
-          <w:szCs w:val="20"/>
-        </w:rPr>
-      </w:pPr>
-      <w:r>
-        <w:rPr>
-          <w:rFonts w:ascii="GlyphLessFont" w:hAnsi="GlyphLessFont" w:cs="GlyphLessFont"/>
-          <w:sz w:val="20"/>
-          <w:szCs w:val="20"/>
-          <w:highlight w:val="yellow"/>
-        </w:rPr>
-        <w:t>fájl neve legyen: MISSION CONTROL 0131.conf</w:t>
+        <w:t xml:space="preserve"> </w:t>
       </w:r>
     </w:p>
     <w:p>
@@ -3907,9 +4627,17 @@
           <w:rFonts w:ascii="GlyphLessFont" w:hAnsi="GlyphLessFont" w:cs="GlyphLessFont"/>
           <w:sz w:val="20"/>
           <w:szCs w:val="20"/>
+        </w:rPr>
+      </w:pPr>
+      <w:r>
+        <w:rPr>
+          <w:rFonts w:ascii="GlyphLessFont" w:hAnsi="GlyphLessFont" w:cs="GlyphLessFont"/>
+          <w:sz w:val="20"/>
+          <w:szCs w:val="20"/>
           <w:highlight w:val="yellow"/>
         </w:rPr>
-      </w:pPr>
+        <w:t>11</w:t>
+      </w:r>
       <w:r>
         <w:rPr>
           <w:rFonts w:ascii="GlyphLessFont" w:hAnsi="GlyphLessFont" w:cs="GlyphLessFont"/>
@@ -3917,7 +4645,7 @@
           <w:szCs w:val="20"/>
           <w:highlight w:val="yellow"/>
         </w:rPr>
-        <w:t>1</w:t>
+        <w:t>.</w:t>
       </w:r>
       <w:r>
         <w:rPr>
@@ -3926,76 +4654,569 @@
           <w:szCs w:val="20"/>
           <w:highlight w:val="yellow"/>
         </w:rPr>
-        <w:t>2</w:t>
-      </w:r>
-      <w:r>
-        <w:rPr>
-          <w:rFonts w:ascii="GlyphLessFont" w:hAnsi="GlyphLessFont" w:cs="GlyphLessFont"/>
-          <w:sz w:val="20"/>
-          <w:szCs w:val="20"/>
-          <w:highlight w:val="yellow"/>
-        </w:rPr>
-        <w:t xml:space="preserve">.) Mentse el az </w:t>
-      </w:r>
-      <w:proofErr w:type="spellStart"/>
-      <w:r>
-        <w:rPr>
-          <w:rFonts w:ascii="GlyphLessFont" w:hAnsi="GlyphLessFont" w:cs="GlyphLessFont"/>
-          <w:sz w:val="20"/>
-          <w:szCs w:val="20"/>
-          <w:highlight w:val="yellow"/>
-        </w:rPr>
-        <w:t>OrionNet</w:t>
-      </w:r>
-      <w:proofErr w:type="spellEnd"/>
-      <w:r>
-        <w:rPr>
-          <w:rFonts w:ascii="GlyphLessFont" w:hAnsi="GlyphLessFont" w:cs="GlyphLessFont"/>
-          <w:sz w:val="20"/>
-          <w:szCs w:val="20"/>
-          <w:highlight w:val="yellow"/>
-        </w:rPr>
-        <w:t xml:space="preserve"> router konfigurációját az </w:t>
-      </w:r>
-      <w:proofErr w:type="spellStart"/>
-      <w:r>
-        <w:rPr>
-          <w:rFonts w:ascii="GlyphLessFont" w:hAnsi="GlyphLessFont" w:cs="GlyphLessFont"/>
-          <w:sz w:val="20"/>
-          <w:szCs w:val="20"/>
-          <w:highlight w:val="yellow"/>
-        </w:rPr>
-        <w:t>ÖrionNet</w:t>
-      </w:r>
-      <w:proofErr w:type="spellEnd"/>
-      <w:r>
-        <w:rPr>
-          <w:rFonts w:ascii="GlyphLessFont" w:hAnsi="GlyphLessFont" w:cs="GlyphLessFont"/>
-          <w:sz w:val="20"/>
-          <w:szCs w:val="20"/>
-          <w:highlight w:val="yellow"/>
+        <w:t>)</w:t>
+      </w:r>
+      <w:r>
+        <w:rPr>
+          <w:rFonts w:ascii="GlyphLessFont" w:hAnsi="GlyphLessFont" w:cs="GlyphLessFont"/>
+          <w:sz w:val="20"/>
+          <w:szCs w:val="20"/>
+        </w:rPr>
+        <w:t xml:space="preserve"> A MISSION CONTROL Router beállítását mentse el TFTP szolgáltatással a </w:t>
+      </w:r>
+      <w:proofErr w:type="gramStart"/>
+      <w:r>
+        <w:rPr>
+          <w:rFonts w:ascii="GlyphLessFont" w:hAnsi="GlyphLessFont" w:cs="GlyphLessFont"/>
+          <w:sz w:val="20"/>
+          <w:szCs w:val="20"/>
+        </w:rPr>
+        <w:t>lokális</w:t>
+      </w:r>
+      <w:proofErr w:type="gramEnd"/>
+      <w:r>
+        <w:rPr>
+          <w:rFonts w:ascii="GlyphLessFont" w:hAnsi="GlyphLessFont" w:cs="GlyphLessFont"/>
+          <w:sz w:val="20"/>
+          <w:szCs w:val="20"/>
+        </w:rPr>
+        <w:t xml:space="preserve"> szerverre. A</w:t>
+      </w:r>
+    </w:p>
+    <w:p>
+      <w:pPr>
+        <w:rPr>
+          <w:rFonts w:ascii="GlyphLessFont" w:hAnsi="GlyphLessFont" w:cs="GlyphLessFont"/>
+          <w:sz w:val="20"/>
+          <w:szCs w:val="20"/>
+        </w:rPr>
+      </w:pPr>
+      <w:proofErr w:type="gramStart"/>
+      <w:r>
+        <w:rPr>
+          <w:rFonts w:ascii="GlyphLessFont" w:hAnsi="GlyphLessFont" w:cs="GlyphLessFont"/>
+          <w:sz w:val="20"/>
+          <w:szCs w:val="20"/>
+        </w:rPr>
+        <w:t>fájl</w:t>
+      </w:r>
+      <w:proofErr w:type="gramEnd"/>
+      <w:r>
+        <w:rPr>
+          <w:rFonts w:ascii="GlyphLessFont" w:hAnsi="GlyphLessFont" w:cs="GlyphLessFont"/>
+          <w:sz w:val="20"/>
+          <w:szCs w:val="20"/>
+        </w:rPr>
+        <w:t xml:space="preserve"> neve legyen: MISSION CONTROL 0131.conf</w:t>
+      </w:r>
+    </w:p>
+    <w:p>
+      <w:pPr>
+        <w:pStyle w:val="NormlWeb"/>
+        <w:spacing w:before="0" w:beforeAutospacing="0" w:after="0" w:afterAutospacing="0"/>
+        <w:rPr>
+          <w:color w:val="808080" w:themeColor="background1" w:themeShade="80"/>
+        </w:rPr>
+      </w:pPr>
+      <w:r>
+        <w:rPr>
+          <w:rFonts w:ascii="GlyphLessFont" w:hAnsi="GlyphLessFont" w:cs="GlyphLessFont"/>
+          <w:color w:val="808080" w:themeColor="background1" w:themeShade="80"/>
+          <w:sz w:val="20"/>
+          <w:szCs w:val="20"/>
+        </w:rPr>
+        <w:tab/>
+      </w:r>
+      <w:proofErr w:type="spellStart"/>
+      <w:r>
+        <w:rPr>
+          <w:color w:val="808080" w:themeColor="background1" w:themeShade="80"/>
+        </w:rPr>
+        <w:t>MISSION_CONTROL#</w:t>
+      </w:r>
+      <w:r>
+        <w:rPr>
+          <w:b/>
+        </w:rPr>
+        <w:t>copy</w:t>
+      </w:r>
+      <w:proofErr w:type="spellEnd"/>
+      <w:r>
+        <w:rPr>
+          <w:b/>
         </w:rPr>
         <w:t xml:space="preserve"> </w:t>
       </w:r>
       <w:proofErr w:type="spellStart"/>
       <w:r>
         <w:rPr>
-          <w:rFonts w:ascii="GlyphLessFont" w:hAnsi="GlyphLessFont" w:cs="GlyphLessFont"/>
-          <w:sz w:val="20"/>
-          <w:szCs w:val="20"/>
-          <w:highlight w:val="yellow"/>
-        </w:rPr>
-        <w:t>BackUp</w:t>
-      </w:r>
-      <w:proofErr w:type="spellEnd"/>
-      <w:r>
-        <w:rPr>
-          <w:rFonts w:ascii="GlyphLessFont" w:hAnsi="GlyphLessFont" w:cs="GlyphLessFont"/>
-          <w:sz w:val="20"/>
-          <w:szCs w:val="20"/>
-          <w:highlight w:val="yellow"/>
-        </w:rPr>
-        <w:t xml:space="preserve"> nevű eszközre az alábbi</w:t>
+          <w:b/>
+        </w:rPr>
+        <w:t>run</w:t>
+      </w:r>
+      <w:proofErr w:type="spellEnd"/>
+      <w:r>
+        <w:rPr>
+          <w:b/>
+        </w:rPr>
+        <w:t xml:space="preserve"> </w:t>
+      </w:r>
+      <w:proofErr w:type="spellStart"/>
+      <w:r>
+        <w:rPr>
+          <w:b/>
+        </w:rPr>
+        <w:t>tftp</w:t>
+      </w:r>
+      <w:proofErr w:type="spellEnd"/>
+    </w:p>
+    <w:p>
+      <w:pPr>
+        <w:spacing w:after="0" w:line="240" w:lineRule="auto"/>
+        <w:ind w:left="708"/>
+        <w:rPr>
+          <w:rFonts w:ascii="Times New Roman" w:eastAsia="Times New Roman" w:hAnsi="Times New Roman" w:cs="Times New Roman"/>
+          <w:b/>
+          <w:sz w:val="24"/>
+          <w:szCs w:val="24"/>
+          <w:lang w:eastAsia="hu-HU"/>
+        </w:rPr>
+      </w:pPr>
+      <w:proofErr w:type="spellStart"/>
+      <w:r>
+        <w:rPr>
+          <w:rFonts w:ascii="Times New Roman" w:eastAsia="Times New Roman" w:hAnsi="Times New Roman" w:cs="Times New Roman"/>
+          <w:color w:val="808080" w:themeColor="background1" w:themeShade="80"/>
+          <w:sz w:val="24"/>
+          <w:szCs w:val="24"/>
+          <w:lang w:eastAsia="hu-HU"/>
+        </w:rPr>
+        <w:t>Address</w:t>
+      </w:r>
+      <w:proofErr w:type="spellEnd"/>
+      <w:r>
+        <w:rPr>
+          <w:rFonts w:ascii="Times New Roman" w:eastAsia="Times New Roman" w:hAnsi="Times New Roman" w:cs="Times New Roman"/>
+          <w:color w:val="808080" w:themeColor="background1" w:themeShade="80"/>
+          <w:sz w:val="24"/>
+          <w:szCs w:val="24"/>
+          <w:lang w:eastAsia="hu-HU"/>
+        </w:rPr>
+        <w:t xml:space="preserve"> </w:t>
+      </w:r>
+      <w:proofErr w:type="spellStart"/>
+      <w:r>
+        <w:rPr>
+          <w:rFonts w:ascii="Times New Roman" w:eastAsia="Times New Roman" w:hAnsi="Times New Roman" w:cs="Times New Roman"/>
+          <w:color w:val="808080" w:themeColor="background1" w:themeShade="80"/>
+          <w:sz w:val="24"/>
+          <w:szCs w:val="24"/>
+          <w:lang w:eastAsia="hu-HU"/>
+        </w:rPr>
+        <w:t>or</w:t>
+      </w:r>
+      <w:proofErr w:type="spellEnd"/>
+      <w:r>
+        <w:rPr>
+          <w:rFonts w:ascii="Times New Roman" w:eastAsia="Times New Roman" w:hAnsi="Times New Roman" w:cs="Times New Roman"/>
+          <w:color w:val="808080" w:themeColor="background1" w:themeShade="80"/>
+          <w:sz w:val="24"/>
+          <w:szCs w:val="24"/>
+          <w:lang w:eastAsia="hu-HU"/>
+        </w:rPr>
+        <w:t xml:space="preserve"> </w:t>
+      </w:r>
+      <w:proofErr w:type="spellStart"/>
+      <w:r>
+        <w:rPr>
+          <w:rFonts w:ascii="Times New Roman" w:eastAsia="Times New Roman" w:hAnsi="Times New Roman" w:cs="Times New Roman"/>
+          <w:color w:val="808080" w:themeColor="background1" w:themeShade="80"/>
+          <w:sz w:val="24"/>
+          <w:szCs w:val="24"/>
+          <w:lang w:eastAsia="hu-HU"/>
+        </w:rPr>
+        <w:t>name</w:t>
+      </w:r>
+      <w:proofErr w:type="spellEnd"/>
+      <w:r>
+        <w:rPr>
+          <w:rFonts w:ascii="Times New Roman" w:eastAsia="Times New Roman" w:hAnsi="Times New Roman" w:cs="Times New Roman"/>
+          <w:color w:val="808080" w:themeColor="background1" w:themeShade="80"/>
+          <w:sz w:val="24"/>
+          <w:szCs w:val="24"/>
+          <w:lang w:eastAsia="hu-HU"/>
+        </w:rPr>
+        <w:t xml:space="preserve"> of </w:t>
+      </w:r>
+      <w:proofErr w:type="spellStart"/>
+      <w:r>
+        <w:rPr>
+          <w:rFonts w:ascii="Times New Roman" w:eastAsia="Times New Roman" w:hAnsi="Times New Roman" w:cs="Times New Roman"/>
+          <w:color w:val="808080" w:themeColor="background1" w:themeShade="80"/>
+          <w:sz w:val="24"/>
+          <w:szCs w:val="24"/>
+          <w:lang w:eastAsia="hu-HU"/>
+        </w:rPr>
+        <w:t>remote</w:t>
+      </w:r>
+      <w:proofErr w:type="spellEnd"/>
+      <w:r>
+        <w:rPr>
+          <w:rFonts w:ascii="Times New Roman" w:eastAsia="Times New Roman" w:hAnsi="Times New Roman" w:cs="Times New Roman"/>
+          <w:color w:val="808080" w:themeColor="background1" w:themeShade="80"/>
+          <w:sz w:val="24"/>
+          <w:szCs w:val="24"/>
+          <w:lang w:eastAsia="hu-HU"/>
+        </w:rPr>
+        <w:t xml:space="preserve"> </w:t>
+      </w:r>
+      <w:proofErr w:type="spellStart"/>
+      <w:r>
+        <w:rPr>
+          <w:rFonts w:ascii="Times New Roman" w:eastAsia="Times New Roman" w:hAnsi="Times New Roman" w:cs="Times New Roman"/>
+          <w:color w:val="808080" w:themeColor="background1" w:themeShade="80"/>
+          <w:sz w:val="24"/>
+          <w:szCs w:val="24"/>
+          <w:lang w:eastAsia="hu-HU"/>
+        </w:rPr>
+        <w:t>host</w:t>
+      </w:r>
+      <w:proofErr w:type="spellEnd"/>
+      <w:r>
+        <w:rPr>
+          <w:rFonts w:ascii="Times New Roman" w:eastAsia="Times New Roman" w:hAnsi="Times New Roman" w:cs="Times New Roman"/>
+          <w:color w:val="808080" w:themeColor="background1" w:themeShade="80"/>
+          <w:sz w:val="24"/>
+          <w:szCs w:val="24"/>
+          <w:lang w:eastAsia="hu-HU"/>
+        </w:rPr>
+        <w:t xml:space="preserve"> []? </w:t>
+      </w:r>
+      <w:r>
+        <w:rPr>
+          <w:rFonts w:ascii="Times New Roman" w:eastAsia="Times New Roman" w:hAnsi="Times New Roman" w:cs="Times New Roman"/>
+          <w:b/>
+          <w:sz w:val="24"/>
+          <w:szCs w:val="24"/>
+          <w:lang w:eastAsia="hu-HU"/>
+        </w:rPr>
+        <w:t>172.30.20.1</w:t>
+      </w:r>
+    </w:p>
+    <w:p>
+      <w:pPr>
+        <w:spacing w:after="0" w:line="240" w:lineRule="auto"/>
+        <w:ind w:left="708"/>
+        <w:rPr>
+          <w:rFonts w:ascii="Times New Roman" w:eastAsia="Times New Roman" w:hAnsi="Times New Roman" w:cs="Times New Roman"/>
+          <w:color w:val="808080" w:themeColor="background1" w:themeShade="80"/>
+          <w:sz w:val="24"/>
+          <w:szCs w:val="24"/>
+          <w:lang w:eastAsia="hu-HU"/>
+        </w:rPr>
+      </w:pPr>
+      <w:proofErr w:type="spellStart"/>
+      <w:r>
+        <w:rPr>
+          <w:rFonts w:ascii="Times New Roman" w:eastAsia="Times New Roman" w:hAnsi="Times New Roman" w:cs="Times New Roman"/>
+          <w:color w:val="808080" w:themeColor="background1" w:themeShade="80"/>
+          <w:sz w:val="24"/>
+          <w:szCs w:val="24"/>
+          <w:lang w:eastAsia="hu-HU"/>
+        </w:rPr>
+        <w:t>Destination</w:t>
+      </w:r>
+      <w:proofErr w:type="spellEnd"/>
+      <w:r>
+        <w:rPr>
+          <w:rFonts w:ascii="Times New Roman" w:eastAsia="Times New Roman" w:hAnsi="Times New Roman" w:cs="Times New Roman"/>
+          <w:color w:val="808080" w:themeColor="background1" w:themeShade="80"/>
+          <w:sz w:val="24"/>
+          <w:szCs w:val="24"/>
+          <w:lang w:eastAsia="hu-HU"/>
+        </w:rPr>
+        <w:t xml:space="preserve"> </w:t>
+      </w:r>
+      <w:proofErr w:type="spellStart"/>
+      <w:r>
+        <w:rPr>
+          <w:rFonts w:ascii="Times New Roman" w:eastAsia="Times New Roman" w:hAnsi="Times New Roman" w:cs="Times New Roman"/>
+          <w:color w:val="808080" w:themeColor="background1" w:themeShade="80"/>
+          <w:sz w:val="24"/>
+          <w:szCs w:val="24"/>
+          <w:lang w:eastAsia="hu-HU"/>
+        </w:rPr>
+        <w:t>filename</w:t>
+      </w:r>
+      <w:proofErr w:type="spellEnd"/>
+      <w:r>
+        <w:rPr>
+          <w:rFonts w:ascii="Times New Roman" w:eastAsia="Times New Roman" w:hAnsi="Times New Roman" w:cs="Times New Roman"/>
+          <w:color w:val="808080" w:themeColor="background1" w:themeShade="80"/>
+          <w:sz w:val="24"/>
+          <w:szCs w:val="24"/>
+          <w:lang w:eastAsia="hu-HU"/>
+        </w:rPr>
+        <w:t xml:space="preserve"> [MISSION_CONTROL-</w:t>
+      </w:r>
+      <w:proofErr w:type="spellStart"/>
+      <w:r>
+        <w:rPr>
+          <w:rFonts w:ascii="Times New Roman" w:eastAsia="Times New Roman" w:hAnsi="Times New Roman" w:cs="Times New Roman"/>
+          <w:color w:val="808080" w:themeColor="background1" w:themeShade="80"/>
+          <w:sz w:val="24"/>
+          <w:szCs w:val="24"/>
+          <w:lang w:eastAsia="hu-HU"/>
+        </w:rPr>
+        <w:t>confg</w:t>
+      </w:r>
+      <w:proofErr w:type="spellEnd"/>
+      <w:r>
+        <w:rPr>
+          <w:rFonts w:ascii="Times New Roman" w:eastAsia="Times New Roman" w:hAnsi="Times New Roman" w:cs="Times New Roman"/>
+          <w:color w:val="808080" w:themeColor="background1" w:themeShade="80"/>
+          <w:sz w:val="24"/>
+          <w:szCs w:val="24"/>
+          <w:lang w:eastAsia="hu-HU"/>
+        </w:rPr>
+        <w:t xml:space="preserve">]? </w:t>
+      </w:r>
+      <w:r>
+        <w:rPr>
+          <w:rFonts w:ascii="Times New Roman" w:eastAsia="Times New Roman" w:hAnsi="Times New Roman" w:cs="Times New Roman"/>
+          <w:b/>
+          <w:sz w:val="24"/>
+          <w:szCs w:val="24"/>
+          <w:lang w:eastAsia="hu-HU"/>
+        </w:rPr>
+        <w:t>MISSION CONTROL 0131.conf</w:t>
+      </w:r>
+    </w:p>
+    <w:p>
+      <w:pPr>
+        <w:spacing w:after="0" w:line="240" w:lineRule="auto"/>
+        <w:ind w:left="708"/>
+        <w:rPr>
+          <w:rFonts w:ascii="Times New Roman" w:eastAsia="Times New Roman" w:hAnsi="Times New Roman" w:cs="Times New Roman"/>
+          <w:color w:val="808080" w:themeColor="background1" w:themeShade="80"/>
+          <w:sz w:val="24"/>
+          <w:szCs w:val="24"/>
+          <w:lang w:eastAsia="hu-HU"/>
+        </w:rPr>
+      </w:pPr>
+    </w:p>
+    <w:p>
+      <w:pPr>
+        <w:spacing w:after="0" w:line="240" w:lineRule="auto"/>
+        <w:ind w:left="708"/>
+        <w:rPr>
+          <w:rFonts w:ascii="Times New Roman" w:eastAsia="Times New Roman" w:hAnsi="Times New Roman" w:cs="Times New Roman"/>
+          <w:color w:val="808080" w:themeColor="background1" w:themeShade="80"/>
+          <w:sz w:val="24"/>
+          <w:szCs w:val="24"/>
+          <w:lang w:eastAsia="hu-HU"/>
+        </w:rPr>
+      </w:pPr>
+      <w:proofErr w:type="spellStart"/>
+      <w:r>
+        <w:rPr>
+          <w:rFonts w:ascii="Times New Roman" w:eastAsia="Times New Roman" w:hAnsi="Times New Roman" w:cs="Times New Roman"/>
+          <w:color w:val="808080" w:themeColor="background1" w:themeShade="80"/>
+          <w:sz w:val="24"/>
+          <w:szCs w:val="24"/>
+          <w:lang w:eastAsia="hu-HU"/>
+        </w:rPr>
+        <w:t>Writing</w:t>
+      </w:r>
+      <w:proofErr w:type="spellEnd"/>
+      <w:r>
+        <w:rPr>
+          <w:rFonts w:ascii="Times New Roman" w:eastAsia="Times New Roman" w:hAnsi="Times New Roman" w:cs="Times New Roman"/>
+          <w:color w:val="808080" w:themeColor="background1" w:themeShade="80"/>
+          <w:sz w:val="24"/>
+          <w:szCs w:val="24"/>
+          <w:lang w:eastAsia="hu-HU"/>
+        </w:rPr>
+        <w:t xml:space="preserve"> </w:t>
+      </w:r>
+      <w:proofErr w:type="spellStart"/>
+      <w:r>
+        <w:rPr>
+          <w:rFonts w:ascii="Times New Roman" w:eastAsia="Times New Roman" w:hAnsi="Times New Roman" w:cs="Times New Roman"/>
+          <w:color w:val="808080" w:themeColor="background1" w:themeShade="80"/>
+          <w:sz w:val="24"/>
+          <w:szCs w:val="24"/>
+          <w:lang w:eastAsia="hu-HU"/>
+        </w:rPr>
+        <w:t>running</w:t>
+      </w:r>
+      <w:proofErr w:type="spellEnd"/>
+      <w:r>
+        <w:rPr>
+          <w:rFonts w:ascii="Times New Roman" w:eastAsia="Times New Roman" w:hAnsi="Times New Roman" w:cs="Times New Roman"/>
+          <w:color w:val="808080" w:themeColor="background1" w:themeShade="80"/>
+          <w:sz w:val="24"/>
+          <w:szCs w:val="24"/>
+          <w:lang w:eastAsia="hu-HU"/>
+        </w:rPr>
+        <w:t>-config</w:t>
+      </w:r>
+      <w:proofErr w:type="gramStart"/>
+      <w:r>
+        <w:rPr>
+          <w:rFonts w:ascii="Times New Roman" w:eastAsia="Times New Roman" w:hAnsi="Times New Roman" w:cs="Times New Roman"/>
+          <w:color w:val="808080" w:themeColor="background1" w:themeShade="80"/>
+          <w:sz w:val="24"/>
+          <w:szCs w:val="24"/>
+          <w:lang w:eastAsia="hu-HU"/>
+        </w:rPr>
+        <w:t>....!!</w:t>
+      </w:r>
+      <w:proofErr w:type="gramEnd"/>
+    </w:p>
+    <w:p>
+      <w:pPr>
+        <w:spacing w:after="0" w:line="240" w:lineRule="auto"/>
+        <w:ind w:left="708"/>
+        <w:rPr>
+          <w:rFonts w:ascii="Times New Roman" w:eastAsia="Times New Roman" w:hAnsi="Times New Roman" w:cs="Times New Roman"/>
+          <w:color w:val="808080" w:themeColor="background1" w:themeShade="80"/>
+          <w:sz w:val="24"/>
+          <w:szCs w:val="24"/>
+          <w:lang w:eastAsia="hu-HU"/>
+        </w:rPr>
+      </w:pPr>
+      <w:r>
+        <w:rPr>
+          <w:rFonts w:ascii="Times New Roman" w:eastAsia="Times New Roman" w:hAnsi="Times New Roman" w:cs="Times New Roman"/>
+          <w:color w:val="808080" w:themeColor="background1" w:themeShade="80"/>
+          <w:sz w:val="24"/>
+          <w:szCs w:val="24"/>
+          <w:lang w:eastAsia="hu-HU"/>
+        </w:rPr>
+        <w:t xml:space="preserve">[OK - 1395 </w:t>
+      </w:r>
+      <w:proofErr w:type="spellStart"/>
+      <w:r>
+        <w:rPr>
+          <w:rFonts w:ascii="Times New Roman" w:eastAsia="Times New Roman" w:hAnsi="Times New Roman" w:cs="Times New Roman"/>
+          <w:color w:val="808080" w:themeColor="background1" w:themeShade="80"/>
+          <w:sz w:val="24"/>
+          <w:szCs w:val="24"/>
+          <w:lang w:eastAsia="hu-HU"/>
+        </w:rPr>
+        <w:t>bytes</w:t>
+      </w:r>
+      <w:proofErr w:type="spellEnd"/>
+      <w:r>
+        <w:rPr>
+          <w:rFonts w:ascii="Times New Roman" w:eastAsia="Times New Roman" w:hAnsi="Times New Roman" w:cs="Times New Roman"/>
+          <w:color w:val="808080" w:themeColor="background1" w:themeShade="80"/>
+          <w:sz w:val="24"/>
+          <w:szCs w:val="24"/>
+          <w:lang w:eastAsia="hu-HU"/>
+        </w:rPr>
+        <w:t>]</w:t>
+      </w:r>
+    </w:p>
+    <w:p>
+      <w:pPr>
+        <w:spacing w:after="0" w:line="240" w:lineRule="auto"/>
+        <w:ind w:left="708"/>
+        <w:rPr>
+          <w:rFonts w:ascii="Times New Roman" w:eastAsia="Times New Roman" w:hAnsi="Times New Roman" w:cs="Times New Roman"/>
+          <w:color w:val="808080" w:themeColor="background1" w:themeShade="80"/>
+          <w:sz w:val="24"/>
+          <w:szCs w:val="24"/>
+          <w:lang w:eastAsia="hu-HU"/>
+        </w:rPr>
+      </w:pPr>
+    </w:p>
+    <w:p>
+      <w:pPr>
+        <w:ind w:left="708"/>
+        <w:rPr>
+          <w:rFonts w:ascii="GlyphLessFont" w:hAnsi="GlyphLessFont" w:cs="GlyphLessFont"/>
+          <w:color w:val="808080" w:themeColor="background1" w:themeShade="80"/>
+          <w:sz w:val="20"/>
+          <w:szCs w:val="20"/>
+        </w:rPr>
+      </w:pPr>
+      <w:r>
+        <w:rPr>
+          <w:rFonts w:ascii="Times New Roman" w:eastAsia="Times New Roman" w:hAnsi="Times New Roman" w:cs="Times New Roman"/>
+          <w:color w:val="808080" w:themeColor="background1" w:themeShade="80"/>
+          <w:sz w:val="24"/>
+          <w:szCs w:val="24"/>
+          <w:lang w:eastAsia="hu-HU"/>
+        </w:rPr>
+        <w:t xml:space="preserve">1395 </w:t>
+      </w:r>
+      <w:proofErr w:type="spellStart"/>
+      <w:r>
+        <w:rPr>
+          <w:rFonts w:ascii="Times New Roman" w:eastAsia="Times New Roman" w:hAnsi="Times New Roman" w:cs="Times New Roman"/>
+          <w:color w:val="808080" w:themeColor="background1" w:themeShade="80"/>
+          <w:sz w:val="24"/>
+          <w:szCs w:val="24"/>
+          <w:lang w:eastAsia="hu-HU"/>
+        </w:rPr>
+        <w:t>bytes</w:t>
+      </w:r>
+      <w:proofErr w:type="spellEnd"/>
+      <w:r>
+        <w:rPr>
+          <w:rFonts w:ascii="Times New Roman" w:eastAsia="Times New Roman" w:hAnsi="Times New Roman" w:cs="Times New Roman"/>
+          <w:color w:val="808080" w:themeColor="background1" w:themeShade="80"/>
+          <w:sz w:val="24"/>
+          <w:szCs w:val="24"/>
+          <w:lang w:eastAsia="hu-HU"/>
+        </w:rPr>
+        <w:t xml:space="preserve"> </w:t>
+      </w:r>
+      <w:proofErr w:type="spellStart"/>
+      <w:r>
+        <w:rPr>
+          <w:rFonts w:ascii="Times New Roman" w:eastAsia="Times New Roman" w:hAnsi="Times New Roman" w:cs="Times New Roman"/>
+          <w:color w:val="808080" w:themeColor="background1" w:themeShade="80"/>
+          <w:sz w:val="24"/>
+          <w:szCs w:val="24"/>
+          <w:lang w:eastAsia="hu-HU"/>
+        </w:rPr>
+        <w:t>copied</w:t>
+      </w:r>
+      <w:proofErr w:type="spellEnd"/>
+      <w:r>
+        <w:rPr>
+          <w:rFonts w:ascii="Times New Roman" w:eastAsia="Times New Roman" w:hAnsi="Times New Roman" w:cs="Times New Roman"/>
+          <w:color w:val="808080" w:themeColor="background1" w:themeShade="80"/>
+          <w:sz w:val="24"/>
+          <w:szCs w:val="24"/>
+          <w:lang w:eastAsia="hu-HU"/>
+        </w:rPr>
+        <w:t xml:space="preserve"> in 3.014 secs (462 </w:t>
+      </w:r>
+      <w:proofErr w:type="spellStart"/>
+      <w:r>
+        <w:rPr>
+          <w:rFonts w:ascii="Times New Roman" w:eastAsia="Times New Roman" w:hAnsi="Times New Roman" w:cs="Times New Roman"/>
+          <w:color w:val="808080" w:themeColor="background1" w:themeShade="80"/>
+          <w:sz w:val="24"/>
+          <w:szCs w:val="24"/>
+          <w:lang w:eastAsia="hu-HU"/>
+        </w:rPr>
+        <w:t>bytes</w:t>
+      </w:r>
+      <w:proofErr w:type="spellEnd"/>
+      <w:r>
+        <w:rPr>
+          <w:rFonts w:ascii="Times New Roman" w:eastAsia="Times New Roman" w:hAnsi="Times New Roman" w:cs="Times New Roman"/>
+          <w:color w:val="808080" w:themeColor="background1" w:themeShade="80"/>
+          <w:sz w:val="24"/>
+          <w:szCs w:val="24"/>
+          <w:lang w:eastAsia="hu-HU"/>
+        </w:rPr>
+        <w:t>/sec)</w:t>
       </w:r>
     </w:p>
     <w:p>
@@ -4017,35 +5238,148 @@
           <w:szCs w:val="20"/>
           <w:highlight w:val="yellow"/>
         </w:rPr>
-        <w:t>néven: backup 0131.cfg.</w:t>
-      </w:r>
-    </w:p>
-    <w:p>
-      <w:pPr>
-        <w:rPr>
-          <w:rFonts w:ascii="GlyphLessFont" w:hAnsi="GlyphLessFont" w:cs="GlyphLessFont"/>
-          <w:sz w:val="20"/>
-          <w:szCs w:val="20"/>
-        </w:rPr>
-      </w:pPr>
-    </w:p>
-    <w:p>
-      <w:pPr>
-        <w:rPr>
-          <w:rFonts w:ascii="GlyphLessFont" w:hAnsi="GlyphLessFont" w:cs="GlyphLessFont"/>
-          <w:sz w:val="20"/>
-          <w:szCs w:val="20"/>
-        </w:rPr>
-      </w:pPr>
-    </w:p>
-    <w:p>
-      <w:pPr>
-        <w:rPr>
-          <w:rFonts w:ascii="GlyphLessFont" w:hAnsi="GlyphLessFont" w:cs="GlyphLessFont"/>
-          <w:sz w:val="20"/>
-          <w:szCs w:val="20"/>
-        </w:rPr>
-      </w:pPr>
+        <w:t>1</w:t>
+      </w:r>
+      <w:r>
+        <w:rPr>
+          <w:rFonts w:ascii="GlyphLessFont" w:hAnsi="GlyphLessFont" w:cs="GlyphLessFont"/>
+          <w:sz w:val="20"/>
+          <w:szCs w:val="20"/>
+          <w:highlight w:val="yellow"/>
+        </w:rPr>
+        <w:t>2</w:t>
+      </w:r>
+      <w:r>
+        <w:rPr>
+          <w:rFonts w:ascii="GlyphLessFont" w:hAnsi="GlyphLessFont" w:cs="GlyphLessFont"/>
+          <w:sz w:val="20"/>
+          <w:szCs w:val="20"/>
+        </w:rPr>
+        <w:t xml:space="preserve">.) Mentse el az </w:t>
+      </w:r>
+      <w:proofErr w:type="spellStart"/>
+      <w:r>
+        <w:rPr>
+          <w:rFonts w:ascii="GlyphLessFont" w:hAnsi="GlyphLessFont" w:cs="GlyphLessFont"/>
+          <w:sz w:val="20"/>
+          <w:szCs w:val="20"/>
+        </w:rPr>
+        <w:t>OrionNet</w:t>
+      </w:r>
+      <w:proofErr w:type="spellEnd"/>
+      <w:r>
+        <w:rPr>
+          <w:rFonts w:ascii="GlyphLessFont" w:hAnsi="GlyphLessFont" w:cs="GlyphLessFont"/>
+          <w:sz w:val="20"/>
+          <w:szCs w:val="20"/>
+        </w:rPr>
+        <w:t xml:space="preserve"> </w:t>
+      </w:r>
+      <w:proofErr w:type="spellStart"/>
+      <w:r>
+        <w:rPr>
+          <w:rFonts w:ascii="GlyphLessFont" w:hAnsi="GlyphLessFont" w:cs="GlyphLessFont"/>
+          <w:sz w:val="20"/>
+          <w:szCs w:val="20"/>
+        </w:rPr>
+        <w:t>router</w:t>
+      </w:r>
+      <w:proofErr w:type="spellEnd"/>
+      <w:r>
+        <w:rPr>
+          <w:rFonts w:ascii="GlyphLessFont" w:hAnsi="GlyphLessFont" w:cs="GlyphLessFont"/>
+          <w:sz w:val="20"/>
+          <w:szCs w:val="20"/>
+        </w:rPr>
+        <w:t xml:space="preserve"> konfigurációját az </w:t>
+      </w:r>
+      <w:proofErr w:type="spellStart"/>
+      <w:r>
+        <w:rPr>
+          <w:rFonts w:ascii="GlyphLessFont" w:hAnsi="GlyphLessFont" w:cs="GlyphLessFont"/>
+          <w:sz w:val="20"/>
+          <w:szCs w:val="20"/>
+        </w:rPr>
+        <w:t>ÖrionNet</w:t>
+      </w:r>
+      <w:proofErr w:type="spellEnd"/>
+      <w:r>
+        <w:rPr>
+          <w:rFonts w:ascii="GlyphLessFont" w:hAnsi="GlyphLessFont" w:cs="GlyphLessFont"/>
+          <w:sz w:val="20"/>
+          <w:szCs w:val="20"/>
+        </w:rPr>
+        <w:t xml:space="preserve"> </w:t>
+      </w:r>
+      <w:proofErr w:type="spellStart"/>
+      <w:r>
+        <w:rPr>
+          <w:rFonts w:ascii="GlyphLessFont" w:hAnsi="GlyphLessFont" w:cs="GlyphLessFont"/>
+          <w:sz w:val="20"/>
+          <w:szCs w:val="20"/>
+        </w:rPr>
+        <w:t>BackUp</w:t>
+      </w:r>
+      <w:proofErr w:type="spellEnd"/>
+      <w:r>
+        <w:rPr>
+          <w:rFonts w:ascii="GlyphLessFont" w:hAnsi="GlyphLessFont" w:cs="GlyphLessFont"/>
+          <w:sz w:val="20"/>
+          <w:szCs w:val="20"/>
+        </w:rPr>
+        <w:t xml:space="preserve"> nevű eszközre az alábbi</w:t>
+      </w:r>
+    </w:p>
+    <w:p>
+      <w:pPr>
+        <w:autoSpaceDE w:val="0"/>
+        <w:autoSpaceDN w:val="0"/>
+        <w:adjustRightInd w:val="0"/>
+        <w:spacing w:after="0" w:line="240" w:lineRule="auto"/>
+        <w:rPr>
+          <w:rFonts w:ascii="GlyphLessFont" w:hAnsi="GlyphLessFont" w:cs="GlyphLessFont"/>
+          <w:sz w:val="20"/>
+          <w:szCs w:val="20"/>
+        </w:rPr>
+      </w:pPr>
+      <w:proofErr w:type="gramStart"/>
+      <w:r>
+        <w:rPr>
+          <w:rFonts w:ascii="GlyphLessFont" w:hAnsi="GlyphLessFont" w:cs="GlyphLessFont"/>
+          <w:sz w:val="20"/>
+          <w:szCs w:val="20"/>
+        </w:rPr>
+        <w:t>néven</w:t>
+      </w:r>
+      <w:proofErr w:type="gramEnd"/>
+      <w:r>
+        <w:rPr>
+          <w:rFonts w:ascii="GlyphLessFont" w:hAnsi="GlyphLessFont" w:cs="GlyphLessFont"/>
+          <w:sz w:val="20"/>
+          <w:szCs w:val="20"/>
+        </w:rPr>
+        <w:t>: backup 0131.cfg.</w:t>
+      </w:r>
+    </w:p>
+    <w:p>
+      <w:pPr>
+        <w:rPr>
+          <w:rFonts w:ascii="GlyphLessFont" w:hAnsi="GlyphLessFont" w:cs="GlyphLessFont"/>
+          <w:sz w:val="20"/>
+          <w:szCs w:val="20"/>
+        </w:rPr>
+      </w:pPr>
+    </w:p>
+    <w:p>
+      <w:pPr>
+        <w:rPr>
+          <w:rFonts w:ascii="GlyphLessFont" w:hAnsi="GlyphLessFont" w:cs="GlyphLessFont"/>
+          <w:sz w:val="20"/>
+          <w:szCs w:val="20"/>
+        </w:rPr>
+      </w:pPr>
+      <w:bookmarkStart w:id="0" w:name="_GoBack"/>
+      <w:bookmarkEnd w:id="0"/>
     </w:p>
     <w:p>
       <w:pPr>
@@ -4220,7 +5554,7 @@
 </file>
 
 <file path=word/endnotes.xml><?xml version="1.0" encoding="utf-8"?>
-<w:endnotes xmlns:wpc="http://schemas.microsoft.com/office/word/2010/wordprocessingCanvas" xmlns:cx="http://schemas.microsoft.com/office/drawing/2014/chartex" xmlns:cx1="http://schemas.microsoft.com/office/drawing/2015/9/8/chartex" xmlns:cx2="http://schemas.microsoft.com/office/drawing/2015/10/21/chartex" xmlns:cx3="http://schemas.microsoft.com/office/drawing/2016/5/9/chartex" xmlns:cx4="http://schemas.microsoft.com/office/drawing/2016/5/10/chartex" xmlns:cx5="http://schemas.microsoft.com/office/drawing/2016/5/11/chartex" xmlns:cx6="http://schemas.microsoft.com/office/drawing/2016/5/12/chartex" xmlns:cx7="http://schemas.microsoft.com/office/drawing/2016/5/13/chartex" xmlns:cx8="http://schemas.microsoft.com/office/drawing/2016/5/14/chartex" xmlns:mc="http://schemas.openxmlformats.org/markup-compatibility/2006" xmlns:aink="http://schemas.microsoft.com/office/drawing/2016/ink" xmlns:am3d="http://schemas.microsoft.com/office/drawing/2017/model3d" xmlns:o="urn:schemas-microsoft-com:office:office" xmlns:r="http://schemas.openxmlformats.org/officeDocument/2006/relationships" xmlns:m="http://schemas.openxmlformats.org/officeDocument/2006/math" xmlns:v="urn:schemas-microsoft-com:vml" xmlns:wp14="http://schemas.microsoft.com/office/word/2010/wordprocessingDrawing" xmlns:wp="http://schemas.openxmlformats.org/drawingml/2006/wordprocessingDrawing" xmlns:w10="urn:schemas-microsoft-com:office:word" xmlns:w="http://schemas.openxmlformats.org/wordprocessingml/2006/main" xmlns:w14="http://schemas.microsoft.com/office/word/2010/wordml" xmlns:w15="http://schemas.microsoft.com/office/word/2012/wordml" xmlns:w16cid="http://schemas.microsoft.com/office/word/2016/wordml/cid" xmlns:w16se="http://schemas.microsoft.com/office/word/2015/wordml/symex" xmlns:wpg="http://schemas.microsoft.com/office/word/2010/wordprocessingGroup" xmlns:wpi="http://schemas.microsoft.com/office/word/2010/wordprocessingInk" xmlns:wne="http://schemas.microsoft.com/office/word/2006/wordml" xmlns:wps="http://schemas.microsoft.com/office/word/2010/wordprocessingShape" mc:Ignorable="w14 w15 w16se w16cid wp14">
+<w:endnotes xmlns:wpc="http://schemas.microsoft.com/office/word/2010/wordprocessingCanvas" xmlns:cx="http://schemas.microsoft.com/office/drawing/2014/chartex" xmlns:cx1="http://schemas.microsoft.com/office/drawing/2015/9/8/chartex" xmlns:mc="http://schemas.openxmlformats.org/markup-compatibility/2006" xmlns:o="urn:schemas-microsoft-com:office:office" xmlns:r="http://schemas.openxmlformats.org/officeDocument/2006/relationships" xmlns:m="http://schemas.openxmlformats.org/officeDocument/2006/math" xmlns:v="urn:schemas-microsoft-com:vml" xmlns:wp14="http://schemas.microsoft.com/office/word/2010/wordprocessingDrawing" xmlns:wp="http://schemas.openxmlformats.org/drawingml/2006/wordprocessingDrawing" xmlns:w10="urn:schemas-microsoft-com:office:word" xmlns:w="http://schemas.openxmlformats.org/wordprocessingml/2006/main" xmlns:w14="http://schemas.microsoft.com/office/word/2010/wordml" xmlns:w15="http://schemas.microsoft.com/office/word/2012/wordml" xmlns:w16se="http://schemas.microsoft.com/office/word/2015/wordml/symex" xmlns:wpg="http://schemas.microsoft.com/office/word/2010/wordprocessingGroup" xmlns:wpi="http://schemas.microsoft.com/office/word/2010/wordprocessingInk" xmlns:wne="http://schemas.microsoft.com/office/word/2006/wordml" xmlns:wps="http://schemas.microsoft.com/office/word/2010/wordprocessingShape" mc:Ignorable="w14 w15 w16se wp14">
   <w:endnote w:type="separator" w:id="-1">
     <w:p>
       <w:pPr>
@@ -4245,7 +5579,7 @@
 </file>
 
 <file path=word/footer1.xml><?xml version="1.0" encoding="utf-8"?>
-<w:ftr xmlns:wpc="http://schemas.microsoft.com/office/word/2010/wordprocessingCanvas" xmlns:cx="http://schemas.microsoft.com/office/drawing/2014/chartex" xmlns:cx1="http://schemas.microsoft.com/office/drawing/2015/9/8/chartex" xmlns:cx2="http://schemas.microsoft.com/office/drawing/2015/10/21/chartex" xmlns:cx3="http://schemas.microsoft.com/office/drawing/2016/5/9/chartex" xmlns:cx4="http://schemas.microsoft.com/office/drawing/2016/5/10/chartex" xmlns:cx5="http://schemas.microsoft.com/office/drawing/2016/5/11/chartex" xmlns:cx6="http://schemas.microsoft.com/office/drawing/2016/5/12/chartex" xmlns:cx7="http://schemas.microsoft.com/office/drawing/2016/5/13/chartex" xmlns:cx8="http://schemas.microsoft.com/office/drawing/2016/5/14/chartex" xmlns:mc="http://schemas.openxmlformats.org/markup-compatibility/2006" xmlns:aink="http://schemas.microsoft.com/office/drawing/2016/ink" xmlns:am3d="http://schemas.microsoft.com/office/drawing/2017/model3d" xmlns:o="urn:schemas-microsoft-com:office:office" xmlns:r="http://schemas.openxmlformats.org/officeDocument/2006/relationships" xmlns:m="http://schemas.openxmlformats.org/officeDocument/2006/math" xmlns:v="urn:schemas-microsoft-com:vml" xmlns:wp14="http://schemas.microsoft.com/office/word/2010/wordprocessingDrawing" xmlns:wp="http://schemas.openxmlformats.org/drawingml/2006/wordprocessingDrawing" xmlns:w10="urn:schemas-microsoft-com:office:word" xmlns:w="http://schemas.openxmlformats.org/wordprocessingml/2006/main" xmlns:w14="http://schemas.microsoft.com/office/word/2010/wordml" xmlns:w15="http://schemas.microsoft.com/office/word/2012/wordml" xmlns:w16cid="http://schemas.microsoft.com/office/word/2016/wordml/cid" xmlns:w16se="http://schemas.microsoft.com/office/word/2015/wordml/symex" xmlns:wpg="http://schemas.microsoft.com/office/word/2010/wordprocessingGroup" xmlns:wpi="http://schemas.microsoft.com/office/word/2010/wordprocessingInk" xmlns:wne="http://schemas.microsoft.com/office/word/2006/wordml" xmlns:wps="http://schemas.microsoft.com/office/word/2010/wordprocessingShape" mc:Ignorable="w14 w15 w16se w16cid wp14">
+<w:ftr xmlns:wpc="http://schemas.microsoft.com/office/word/2010/wordprocessingCanvas" xmlns:cx="http://schemas.microsoft.com/office/drawing/2014/chartex" xmlns:cx1="http://schemas.microsoft.com/office/drawing/2015/9/8/chartex" xmlns:mc="http://schemas.openxmlformats.org/markup-compatibility/2006" xmlns:o="urn:schemas-microsoft-com:office:office" xmlns:r="http://schemas.openxmlformats.org/officeDocument/2006/relationships" xmlns:m="http://schemas.openxmlformats.org/officeDocument/2006/math" xmlns:v="urn:schemas-microsoft-com:vml" xmlns:wp14="http://schemas.microsoft.com/office/word/2010/wordprocessingDrawing" xmlns:wp="http://schemas.openxmlformats.org/drawingml/2006/wordprocessingDrawing" xmlns:w10="urn:schemas-microsoft-com:office:word" xmlns:w="http://schemas.openxmlformats.org/wordprocessingml/2006/main" xmlns:w14="http://schemas.microsoft.com/office/word/2010/wordml" xmlns:w15="http://schemas.microsoft.com/office/word/2012/wordml" xmlns:w16se="http://schemas.microsoft.com/office/word/2015/wordml/symex" xmlns:wpg="http://schemas.microsoft.com/office/word/2010/wordprocessingGroup" xmlns:wpi="http://schemas.microsoft.com/office/word/2010/wordprocessingInk" xmlns:wne="http://schemas.microsoft.com/office/word/2006/wordml" xmlns:wps="http://schemas.microsoft.com/office/word/2010/wordprocessingShape" mc:Ignorable="w14 w15 w16se wp14">
   <w:sdt>
     <w:sdtPr>
       <w:id w:val="506567056"/>
@@ -4274,7 +5608,7 @@
           <w:rPr>
             <w:noProof/>
           </w:rPr>
-          <w:t>1</w:t>
+          <w:t>4</w:t>
         </w:r>
         <w:r>
           <w:fldChar w:fldCharType="end"/>
@@ -4291,7 +5625,7 @@
 </file>
 
 <file path=word/footnotes.xml><?xml version="1.0" encoding="utf-8"?>
-<w:footnotes xmlns:wpc="http://schemas.microsoft.com/office/word/2010/wordprocessingCanvas" xmlns:cx="http://schemas.microsoft.com/office/drawing/2014/chartex" xmlns:cx1="http://schemas.microsoft.com/office/drawing/2015/9/8/chartex" xmlns:cx2="http://schemas.microsoft.com/office/drawing/2015/10/21/chartex" xmlns:cx3="http://schemas.microsoft.com/office/drawing/2016/5/9/chartex" xmlns:cx4="http://schemas.microsoft.com/office/drawing/2016/5/10/chartex" xmlns:cx5="http://schemas.microsoft.com/office/drawing/2016/5/11/chartex" xmlns:cx6="http://schemas.microsoft.com/office/drawing/2016/5/12/chartex" xmlns:cx7="http://schemas.microsoft.com/office/drawing/2016/5/13/chartex" xmlns:cx8="http://schemas.microsoft.com/office/drawing/2016/5/14/chartex" xmlns:mc="http://schemas.openxmlformats.org/markup-compatibility/2006" xmlns:aink="http://schemas.microsoft.com/office/drawing/2016/ink" xmlns:am3d="http://schemas.microsoft.com/office/drawing/2017/model3d" xmlns:o="urn:schemas-microsoft-com:office:office" xmlns:r="http://schemas.openxmlformats.org/officeDocument/2006/relationships" xmlns:m="http://schemas.openxmlformats.org/officeDocument/2006/math" xmlns:v="urn:schemas-microsoft-com:vml" xmlns:wp14="http://schemas.microsoft.com/office/word/2010/wordprocessingDrawing" xmlns:wp="http://schemas.openxmlformats.org/drawingml/2006/wordprocessingDrawing" xmlns:w10="urn:schemas-microsoft-com:office:word" xmlns:w="http://schemas.openxmlformats.org/wordprocessingml/2006/main" xmlns:w14="http://schemas.microsoft.com/office/word/2010/wordml" xmlns:w15="http://schemas.microsoft.com/office/word/2012/wordml" xmlns:w16cid="http://schemas.microsoft.com/office/word/2016/wordml/cid" xmlns:w16se="http://schemas.microsoft.com/office/word/2015/wordml/symex" xmlns:wpg="http://schemas.microsoft.com/office/word/2010/wordprocessingGroup" xmlns:wpi="http://schemas.microsoft.com/office/word/2010/wordprocessingInk" xmlns:wne="http://schemas.microsoft.com/office/word/2006/wordml" xmlns:wps="http://schemas.microsoft.com/office/word/2010/wordprocessingShape" mc:Ignorable="w14 w15 w16se w16cid wp14">
+<w:footnotes xmlns:wpc="http://schemas.microsoft.com/office/word/2010/wordprocessingCanvas" xmlns:cx="http://schemas.microsoft.com/office/drawing/2014/chartex" xmlns:cx1="http://schemas.microsoft.com/office/drawing/2015/9/8/chartex" xmlns:mc="http://schemas.openxmlformats.org/markup-compatibility/2006" xmlns:o="urn:schemas-microsoft-com:office:office" xmlns:r="http://schemas.openxmlformats.org/officeDocument/2006/relationships" xmlns:m="http://schemas.openxmlformats.org/officeDocument/2006/math" xmlns:v="urn:schemas-microsoft-com:vml" xmlns:wp14="http://schemas.microsoft.com/office/word/2010/wordprocessingDrawing" xmlns:wp="http://schemas.openxmlformats.org/drawingml/2006/wordprocessingDrawing" xmlns:w10="urn:schemas-microsoft-com:office:word" xmlns:w="http://schemas.openxmlformats.org/wordprocessingml/2006/main" xmlns:w14="http://schemas.microsoft.com/office/word/2010/wordml" xmlns:w15="http://schemas.microsoft.com/office/word/2012/wordml" xmlns:w16se="http://schemas.microsoft.com/office/word/2015/wordml/symex" xmlns:wpg="http://schemas.microsoft.com/office/word/2010/wordprocessingGroup" xmlns:wpi="http://schemas.microsoft.com/office/word/2010/wordprocessingInk" xmlns:wne="http://schemas.microsoft.com/office/word/2006/wordml" xmlns:wps="http://schemas.microsoft.com/office/word/2010/wordprocessingShape" mc:Ignorable="w14 w15 w16se wp14">
   <w:footnote w:type="separator" w:id="-1">
     <w:p>
       <w:pPr>
@@ -4316,7 +5650,7 @@
 </file>
 
 <file path=word/numbering.xml><?xml version="1.0" encoding="utf-8"?>
-<w:numbering xmlns:wpc="http://schemas.microsoft.com/office/word/2010/wordprocessingCanvas" xmlns:cx="http://schemas.microsoft.com/office/drawing/2014/chartex" xmlns:cx1="http://schemas.microsoft.com/office/drawing/2015/9/8/chartex" xmlns:cx2="http://schemas.microsoft.com/office/drawing/2015/10/21/chartex" xmlns:cx3="http://schemas.microsoft.com/office/drawing/2016/5/9/chartex" xmlns:cx4="http://schemas.microsoft.com/office/drawing/2016/5/10/chartex" xmlns:cx5="http://schemas.microsoft.com/office/drawing/2016/5/11/chartex" xmlns:cx6="http://schemas.microsoft.com/office/drawing/2016/5/12/chartex" xmlns:cx7="http://schemas.microsoft.com/office/drawing/2016/5/13/chartex" xmlns:cx8="http://schemas.microsoft.com/office/drawing/2016/5/14/chartex" xmlns:mc="http://schemas.openxmlformats.org/markup-compatibility/2006" xmlns:aink="http://schemas.microsoft.com/office/drawing/2016/ink" xmlns:am3d="http://schemas.microsoft.com/office/drawing/2017/model3d" xmlns:o="urn:schemas-microsoft-com:office:office" xmlns:r="http://schemas.openxmlformats.org/officeDocument/2006/relationships" xmlns:m="http://schemas.openxmlformats.org/officeDocument/2006/math" xmlns:v="urn:schemas-microsoft-com:vml" xmlns:wp14="http://schemas.microsoft.com/office/word/2010/wordprocessingDrawing" xmlns:wp="http://schemas.openxmlformats.org/drawingml/2006/wordprocessingDrawing" xmlns:w10="urn:schemas-microsoft-com:office:word" xmlns:w="http://schemas.openxmlformats.org/wordprocessingml/2006/main" xmlns:w14="http://schemas.microsoft.com/office/word/2010/wordml" xmlns:w15="http://schemas.microsoft.com/office/word/2012/wordml" xmlns:w16cid="http://schemas.microsoft.com/office/word/2016/wordml/cid" xmlns:w16se="http://schemas.microsoft.com/office/word/2015/wordml/symex" xmlns:wpg="http://schemas.microsoft.com/office/word/2010/wordprocessingGroup" xmlns:wpi="http://schemas.microsoft.com/office/word/2010/wordprocessingInk" xmlns:wne="http://schemas.microsoft.com/office/word/2006/wordml" xmlns:wps="http://schemas.microsoft.com/office/word/2010/wordprocessingShape" mc:Ignorable="w14 w15 w16se w16cid wp14">
+<w:numbering xmlns:wpc="http://schemas.microsoft.com/office/word/2010/wordprocessingCanvas" xmlns:cx="http://schemas.microsoft.com/office/drawing/2014/chartex" xmlns:cx1="http://schemas.microsoft.com/office/drawing/2015/9/8/chartex" xmlns:mc="http://schemas.openxmlformats.org/markup-compatibility/2006" xmlns:o="urn:schemas-microsoft-com:office:office" xmlns:r="http://schemas.openxmlformats.org/officeDocument/2006/relationships" xmlns:m="http://schemas.openxmlformats.org/officeDocument/2006/math" xmlns:v="urn:schemas-microsoft-com:vml" xmlns:wp14="http://schemas.microsoft.com/office/word/2010/wordprocessingDrawing" xmlns:wp="http://schemas.openxmlformats.org/drawingml/2006/wordprocessingDrawing" xmlns:w10="urn:schemas-microsoft-com:office:word" xmlns:w="http://schemas.openxmlformats.org/wordprocessingml/2006/main" xmlns:w14="http://schemas.microsoft.com/office/word/2010/wordml" xmlns:w15="http://schemas.microsoft.com/office/word/2012/wordml" xmlns:w16se="http://schemas.microsoft.com/office/word/2015/wordml/symex" xmlns:wpg="http://schemas.microsoft.com/office/word/2010/wordprocessingGroup" xmlns:wpi="http://schemas.microsoft.com/office/word/2010/wordprocessingInk" xmlns:wne="http://schemas.microsoft.com/office/word/2006/wordml" xmlns:wps="http://schemas.microsoft.com/office/word/2010/wordprocessingShape" mc:Ignorable="w14 w15 w16se wp14">
   <w:abstractNum w:abstractNumId="0" w15:restartNumberingAfterBreak="0">
     <w:nsid w:val="032004D2"/>
     <w:multiLevelType w:val="hybridMultilevel"/>
@@ -5411,7 +6745,7 @@
 </file>
 
 <file path=word/styles.xml><?xml version="1.0" encoding="utf-8"?>
-<w:styles xmlns:mc="http://schemas.openxmlformats.org/markup-compatibility/2006" xmlns:r="http://schemas.openxmlformats.org/officeDocument/2006/relationships" xmlns:w="http://schemas.openxmlformats.org/wordprocessingml/2006/main" xmlns:w14="http://schemas.microsoft.com/office/word/2010/wordml" xmlns:w15="http://schemas.microsoft.com/office/word/2012/wordml" xmlns:w16cid="http://schemas.microsoft.com/office/word/2016/wordml/cid" xmlns:w16se="http://schemas.microsoft.com/office/word/2015/wordml/symex" mc:Ignorable="w14 w15 w16se w16cid">
+<w:styles xmlns:mc="http://schemas.openxmlformats.org/markup-compatibility/2006" xmlns:r="http://schemas.openxmlformats.org/officeDocument/2006/relationships" xmlns:w="http://schemas.openxmlformats.org/wordprocessingml/2006/main" xmlns:w14="http://schemas.microsoft.com/office/word/2010/wordml" xmlns:w15="http://schemas.microsoft.com/office/word/2012/wordml" xmlns:w16se="http://schemas.microsoft.com/office/word/2015/wordml/symex" mc:Ignorable="w14 w15 w16se">
   <w:docDefaults>
     <w:rPrDefault>
       <w:rPr>
@@ -5427,7 +6761,7 @@
       </w:pPr>
     </w:pPrDefault>
   </w:docDefaults>
-  <w:latentStyles w:defLockedState="0" w:defUIPriority="99" w:defSemiHidden="0" w:defUnhideWhenUsed="0" w:defQFormat="0" w:count="375">
+  <w:latentStyles w:defLockedState="0" w:defUIPriority="99" w:defSemiHidden="0" w:defUnhideWhenUsed="0" w:defQFormat="0" w:count="371">
     <w:lsdException w:name="Normal" w:uiPriority="0" w:qFormat="1"/>
     <w:lsdException w:name="heading 1" w:uiPriority="9" w:qFormat="1"/>
     <w:lsdException w:name="heading 2" w:semiHidden="1" w:uiPriority="9" w:unhideWhenUsed="1" w:qFormat="1"/>
@@ -5533,6 +6867,7 @@
     <w:lsdException w:name="HTML Sample" w:semiHidden="1" w:unhideWhenUsed="1"/>
     <w:lsdException w:name="HTML Typewriter" w:semiHidden="1" w:unhideWhenUsed="1"/>
     <w:lsdException w:name="HTML Variable" w:semiHidden="1" w:unhideWhenUsed="1"/>
+    <w:lsdException w:name="Normal Table" w:semiHidden="1" w:unhideWhenUsed="1"/>
     <w:lsdException w:name="annotation subject" w:semiHidden="1" w:unhideWhenUsed="1"/>
     <w:lsdException w:name="No List" w:semiHidden="1" w:unhideWhenUsed="1"/>
     <w:lsdException w:name="Outline List 1" w:semiHidden="1" w:unhideWhenUsed="1"/>
@@ -5576,8 +6911,10 @@
     <w:lsdException w:name="Table Elegant" w:semiHidden="1" w:unhideWhenUsed="1"/>
     <w:lsdException w:name="Table Professional" w:semiHidden="1" w:unhideWhenUsed="1"/>
     <w:lsdException w:name="Table Subtle 1" w:semiHidden="1" w:unhideWhenUsed="1"/>
+    <w:lsdException w:name="Table Subtle 2" w:semiHidden="1" w:unhideWhenUsed="1"/>
     <w:lsdException w:name="Table Web 1" w:semiHidden="1" w:unhideWhenUsed="1"/>
     <w:lsdException w:name="Table Web 2" w:semiHidden="1" w:unhideWhenUsed="1"/>
+    <w:lsdException w:name="Table Web 3" w:semiHidden="1" w:unhideWhenUsed="1"/>
     <w:lsdException w:name="Balloon Text" w:semiHidden="1" w:unhideWhenUsed="1"/>
     <w:lsdException w:name="Table Grid" w:uiPriority="39"/>
     <w:lsdException w:name="Table Theme" w:semiHidden="1" w:unhideWhenUsed="1"/>
@@ -5796,10 +7133,6 @@
     <w:lsdException w:name="List Table 5 Dark Accent 6" w:uiPriority="50"/>
     <w:lsdException w:name="List Table 6 Colorful Accent 6" w:uiPriority="51"/>
     <w:lsdException w:name="List Table 7 Colorful Accent 6" w:uiPriority="52"/>
-    <w:lsdException w:name="Mention" w:semiHidden="1" w:unhideWhenUsed="1"/>
-    <w:lsdException w:name="Smart Hyperlink" w:semiHidden="1" w:unhideWhenUsed="1"/>
-    <w:lsdException w:name="Hashtag" w:semiHidden="1" w:unhideWhenUsed="1"/>
-    <w:lsdException w:name="Unresolved Mention" w:semiHidden="1" w:unhideWhenUsed="1"/>
   </w:latentStyles>
   <w:style w:type="paragraph" w:default="1" w:styleId="Norml">
     <w:name w:val="Normal"/>
@@ -6169,6 +7502,27 @@
 </file>
 
 <file path=customXml/item1.xml><?xml version="1.0" encoding="utf-8"?>
+<?mso-contentType ?>
+<FormTemplates xmlns="http://schemas.microsoft.com/sharepoint/v3/contenttype/forms">
+  <Display>DocumentLibraryForm</Display>
+  <Edit>DocumentLibraryForm</Edit>
+  <New>DocumentLibraryForm</New>
+</FormTemplates>
+</file>
+
+<file path=customXml/item2.xml><?xml version="1.0" encoding="utf-8"?>
+<p:properties xmlns:p="http://schemas.microsoft.com/office/2006/metadata/properties" xmlns:xsi="http://www.w3.org/2001/XMLSchema-instance" xmlns:pc="http://schemas.microsoft.com/office/infopath/2007/PartnerControls">
+  <documentManagement>
+    <ReferenceId xmlns="eec0f31a-25a3-4e47-ab9c-21629d9db948" xsi:nil="true"/>
+    <lcf76f155ced4ddcb4097134ff3c332f xmlns="eec0f31a-25a3-4e47-ab9c-21629d9db948">
+      <Terms xmlns="http://schemas.microsoft.com/office/infopath/2007/PartnerControls"/>
+    </lcf76f155ced4ddcb4097134ff3c332f>
+    <TaxCatchAll xmlns="d6e6b918-6df8-445f-9f32-6568add5c735" xsi:nil="true"/>
+  </documentManagement>
+</p:properties>
+</file>
+
+<file path=customXml/item3.xml><?xml version="1.0" encoding="utf-8"?>
 <ct:contentTypeSchema xmlns:ct="http://schemas.microsoft.com/office/2006/metadata/contentType" xmlns:ma="http://schemas.microsoft.com/office/2006/metadata/properties/metaAttributes" ct:_="" ma:_="" ma:contentTypeName="Dokumentum" ma:contentTypeID="0x010100FE372CC64CDDBC48B58F5327B5C5275A" ma:contentTypeVersion="11" ma:contentTypeDescription="Új dokumentum létrehozása." ma:contentTypeScope="" ma:versionID="6e350b31944b52eb0bfff950e5f289e9">
   <xsd:schema xmlns:xsd="http://www.w3.org/2001/XMLSchema" xmlns:xs="http://www.w3.org/2001/XMLSchema" xmlns:p="http://schemas.microsoft.com/office/2006/metadata/properties" xmlns:ns2="eec0f31a-25a3-4e47-ab9c-21629d9db948" xmlns:ns3="d6e6b918-6df8-445f-9f32-6568add5c735" targetNamespace="http://schemas.microsoft.com/office/2006/metadata/properties" ma:root="true" ma:fieldsID="e8986985b9507fff87452703eb301dfc" ns2:_="" ns3:_="">
     <xsd:import namespace="eec0f31a-25a3-4e47-ab9c-21629d9db948"/>
@@ -6363,28 +7717,26 @@
 </ct:contentTypeSchema>
 </file>
 
-<file path=customXml/item2.xml><?xml version="1.0" encoding="utf-8"?>
-<p:properties xmlns:p="http://schemas.microsoft.com/office/2006/metadata/properties" xmlns:xsi="http://www.w3.org/2001/XMLSchema-instance" xmlns:pc="http://schemas.microsoft.com/office/infopath/2007/PartnerControls">
-  <documentManagement>
-    <ReferenceId xmlns="eec0f31a-25a3-4e47-ab9c-21629d9db948" xsi:nil="true"/>
-    <lcf76f155ced4ddcb4097134ff3c332f xmlns="eec0f31a-25a3-4e47-ab9c-21629d9db948">
-      <Terms xmlns="http://schemas.microsoft.com/office/infopath/2007/PartnerControls"/>
-    </lcf76f155ced4ddcb4097134ff3c332f>
-    <TaxCatchAll xmlns="d6e6b918-6df8-445f-9f32-6568add5c735" xsi:nil="true"/>
-  </documentManagement>
-</p:properties>
+<file path=customXml/itemProps1.xml><?xml version="1.0" encoding="utf-8"?>
+<ds:datastoreItem xmlns:ds="http://schemas.openxmlformats.org/officeDocument/2006/customXml" ds:itemID="{7370205A-8A8C-43F5-93B6-3DB65D7C8141}">
+  <ds:schemaRefs>
+    <ds:schemaRef ds:uri="http://schemas.microsoft.com/sharepoint/v3/contenttype/forms"/>
+  </ds:schemaRefs>
+</ds:datastoreItem>
 </file>
 
-<file path=customXml/item3.xml><?xml version="1.0" encoding="utf-8"?>
-<?mso-contentType ?>
-<FormTemplates xmlns="http://schemas.microsoft.com/sharepoint/v3/contenttype/forms">
-  <Display>DocumentLibraryForm</Display>
-  <Edit>DocumentLibraryForm</Edit>
-  <New>DocumentLibraryForm</New>
-</FormTemplates>
+<file path=customXml/itemProps2.xml><?xml version="1.0" encoding="utf-8"?>
+<ds:datastoreItem xmlns:ds="http://schemas.openxmlformats.org/officeDocument/2006/customXml" ds:itemID="{2E8E5EB8-EAB1-40C6-B148-834F22A65A34}">
+  <ds:schemaRefs>
+    <ds:schemaRef ds:uri="http://schemas.microsoft.com/office/2006/metadata/properties"/>
+    <ds:schemaRef ds:uri="http://schemas.microsoft.com/office/infopath/2007/PartnerControls"/>
+    <ds:schemaRef ds:uri="eec0f31a-25a3-4e47-ab9c-21629d9db948"/>
+    <ds:schemaRef ds:uri="d6e6b918-6df8-445f-9f32-6568add5c735"/>
+  </ds:schemaRefs>
+</ds:datastoreItem>
 </file>
 
-<file path=customXml/itemProps1.xml><?xml version="1.0" encoding="utf-8"?>
+<file path=customXml/itemProps3.xml><?xml version="1.0" encoding="utf-8"?>
 <ds:datastoreItem xmlns:ds="http://schemas.openxmlformats.org/officeDocument/2006/customXml" ds:itemID="{90B58206-DA27-4A38-8E47-0F1D0903D949}">
   <ds:schemaRefs>
     <ds:schemaRef ds:uri="http://schemas.microsoft.com/office/2006/metadata/contentType"/>
@@ -6401,23 +7753,4 @@
     <ds:schemaRef ds:uri="http://schemas.microsoft.com/internal/obd"/>
   </ds:schemaRefs>
 </ds:datastoreItem>
-</file>
-
-<file path=customXml/itemProps2.xml><?xml version="1.0" encoding="utf-8"?>
-<ds:datastoreItem xmlns:ds="http://schemas.openxmlformats.org/officeDocument/2006/customXml" ds:itemID="{2E8E5EB8-EAB1-40C6-B148-834F22A65A34}">
-  <ds:schemaRefs>
-    <ds:schemaRef ds:uri="http://schemas.microsoft.com/office/2006/metadata/properties"/>
-    <ds:schemaRef ds:uri="http://schemas.microsoft.com/office/infopath/2007/PartnerControls"/>
-    <ds:schemaRef ds:uri="eec0f31a-25a3-4e47-ab9c-21629d9db948"/>
-    <ds:schemaRef ds:uri="d6e6b918-6df8-445f-9f32-6568add5c735"/>
-  </ds:schemaRefs>
-</ds:datastoreItem>
-</file>
-
-<file path=customXml/itemProps3.xml><?xml version="1.0" encoding="utf-8"?>
-<ds:datastoreItem xmlns:ds="http://schemas.openxmlformats.org/officeDocument/2006/customXml" ds:itemID="{7370205A-8A8C-43F5-93B6-3DB65D7C8141}">
-  <ds:schemaRefs>
-    <ds:schemaRef ds:uri="http://schemas.microsoft.com/sharepoint/v3/contenttype/forms"/>
-  </ds:schemaRefs>
-</ds:datastoreItem>
 </file>